--- a/docs/assignments/lab-05/lab05-report-template.docx
+++ b/docs/assignments/lab-05/lab05-report-template.docx
@@ -684,7 +684,7 @@
           <w:sz w:val="19"/>
           <w:szCs w:val="19"/>
         </w:rPr>
-        <w:t xml:space="preserve">Rubric: a description a reader could repeat from — each tool, its settings, and every input, intermediate and output dataset with its type (point, line, polygon, raster) and source (2 points). Fill one row per tool, in the order they run, starting with Project Raster (run once, outside the model).</w:t>
+        <w:t xml:space="preserve">Rubric: a description a reader could repeat from — each tool, its settings, and every input, intermediate and output dataset with its type (point, line, polygon, raster) and source (2 points). One row per tool, in the order they run; the tool names are filled in for you, starting with Project Raster (run once, outside the model).</w:t>
       </w:r>
     </w:p>
     <w:p>
@@ -862,11 +862,11 @@
           <w:p>
             <w:r>
               <w:rPr>
-                <w:color w:val="767171"/>
-                <w:sz w:val="19"/>
-                <w:szCs w:val="19"/>
-              </w:rPr>
-              <w:t xml:space="preserve"> </w:t>
+                <w:color w:val="000000"/>
+                <w:sz w:val="19"/>
+                <w:szCs w:val="19"/>
+              </w:rPr>
+              <w:t xml:space="preserve">Project Raster (once, outside the model)</w:t>
             </w:r>
           </w:p>
         </w:tc>
@@ -973,11 +973,11 @@
           <w:p>
             <w:r>
               <w:rPr>
-                <w:color w:val="767171"/>
-                <w:sz w:val="19"/>
-                <w:szCs w:val="19"/>
-              </w:rPr>
-              <w:t xml:space="preserve"> </w:t>
+                <w:color w:val="000000"/>
+                <w:sz w:val="19"/>
+                <w:szCs w:val="19"/>
+              </w:rPr>
+              <w:t xml:space="preserve">Fill</w:t>
             </w:r>
           </w:p>
         </w:tc>
@@ -1087,11 +1087,11 @@
           <w:p>
             <w:r>
               <w:rPr>
-                <w:color w:val="767171"/>
-                <w:sz w:val="19"/>
-                <w:szCs w:val="19"/>
-              </w:rPr>
-              <w:t xml:space="preserve"> </w:t>
+                <w:color w:val="000000"/>
+                <w:sz w:val="19"/>
+                <w:szCs w:val="19"/>
+              </w:rPr>
+              <w:t xml:space="preserve">Flow Direction</w:t>
             </w:r>
           </w:p>
         </w:tc>
@@ -1198,11 +1198,11 @@
           <w:p>
             <w:r>
               <w:rPr>
-                <w:color w:val="767171"/>
-                <w:sz w:val="19"/>
-                <w:szCs w:val="19"/>
-              </w:rPr>
-              <w:t xml:space="preserve"> </w:t>
+                <w:color w:val="000000"/>
+                <w:sz w:val="19"/>
+                <w:szCs w:val="19"/>
+              </w:rPr>
+              <w:t xml:space="preserve">Flow Accumulation</w:t>
             </w:r>
           </w:p>
         </w:tc>
@@ -1312,11 +1312,11 @@
           <w:p>
             <w:r>
               <w:rPr>
-                <w:color w:val="767171"/>
-                <w:sz w:val="19"/>
-                <w:szCs w:val="19"/>
-              </w:rPr>
-              <w:t xml:space="preserve"> </w:t>
+                <w:color w:val="000000"/>
+                <w:sz w:val="19"/>
+                <w:szCs w:val="19"/>
+              </w:rPr>
+              <w:t xml:space="preserve">Snap Pour Point</w:t>
             </w:r>
           </w:p>
         </w:tc>
@@ -1386,6 +1386,796 @@
         <w:tc>
           <w:tcPr>
             <w:tcW w:type="dxa" w:w="1560"/>
+            <w:tcMar>
+              <w:top w:type="dxa" w:w="90"/>
+              <w:left w:type="dxa" w:w="120"/>
+              <w:bottom w:type="dxa" w:w="90"/>
+              <w:right w:type="dxa" w:w="120"/>
+            </w:tcMar>
+          </w:tcPr>
+          <w:p>
+            <w:r>
+              <w:rPr>
+                <w:color w:val="767171"/>
+                <w:sz w:val="19"/>
+                <w:szCs w:val="19"/>
+              </w:rPr>
+              <w:t xml:space="preserve"> </w:t>
+            </w:r>
+          </w:p>
+        </w:tc>
+      </w:tr>
+      <w:tr>
+        <w:trPr>
+          <w:cantSplit/>
+        </w:trPr>
+        <w:tc>
+          <w:tcPr>
+            <w:tcW w:type="dxa" w:w="1500"/>
+            <w:shd w:fill="F2F2F2" w:color="auto" w:val="clear"/>
+            <w:tcMar>
+              <w:top w:type="dxa" w:w="90"/>
+              <w:left w:type="dxa" w:w="120"/>
+              <w:bottom w:type="dxa" w:w="90"/>
+              <w:right w:type="dxa" w:w="120"/>
+            </w:tcMar>
+          </w:tcPr>
+          <w:p>
+            <w:r>
+              <w:rPr>
+                <w:color w:val="000000"/>
+                <w:sz w:val="19"/>
+                <w:szCs w:val="19"/>
+              </w:rPr>
+              <w:t xml:space="preserve">Watershed</w:t>
+            </w:r>
+          </w:p>
+        </w:tc>
+        <w:tc>
+          <w:tcPr>
+            <w:tcW w:type="dxa" w:w="2300"/>
+            <w:shd w:fill="F2F2F2" w:color="auto" w:val="clear"/>
+            <w:tcMar>
+              <w:top w:type="dxa" w:w="90"/>
+              <w:left w:type="dxa" w:w="120"/>
+              <w:bottom w:type="dxa" w:w="90"/>
+              <w:right w:type="dxa" w:w="120"/>
+            </w:tcMar>
+          </w:tcPr>
+          <w:p>
+            <w:r>
+              <w:rPr>
+                <w:color w:val="767171"/>
+                <w:sz w:val="19"/>
+                <w:szCs w:val="19"/>
+              </w:rPr>
+              <w:t xml:space="preserve"> </w:t>
+            </w:r>
+          </w:p>
+        </w:tc>
+        <w:tc>
+          <w:tcPr>
+            <w:tcW w:type="dxa" w:w="2300"/>
+            <w:shd w:fill="F2F2F2" w:color="auto" w:val="clear"/>
+            <w:tcMar>
+              <w:top w:type="dxa" w:w="90"/>
+              <w:left w:type="dxa" w:w="120"/>
+              <w:bottom w:type="dxa" w:w="90"/>
+              <w:right w:type="dxa" w:w="120"/>
+            </w:tcMar>
+          </w:tcPr>
+          <w:p>
+            <w:r>
+              <w:rPr>
+                <w:color w:val="767171"/>
+                <w:sz w:val="19"/>
+                <w:szCs w:val="19"/>
+              </w:rPr>
+              <w:t xml:space="preserve"> </w:t>
+            </w:r>
+          </w:p>
+        </w:tc>
+        <w:tc>
+          <w:tcPr>
+            <w:tcW w:type="dxa" w:w="1700"/>
+            <w:shd w:fill="F2F2F2" w:color="auto" w:val="clear"/>
+            <w:tcMar>
+              <w:top w:type="dxa" w:w="90"/>
+              <w:left w:type="dxa" w:w="120"/>
+              <w:bottom w:type="dxa" w:w="90"/>
+              <w:right w:type="dxa" w:w="120"/>
+            </w:tcMar>
+          </w:tcPr>
+          <w:p>
+            <w:r>
+              <w:rPr>
+                <w:color w:val="767171"/>
+                <w:sz w:val="19"/>
+                <w:szCs w:val="19"/>
+              </w:rPr>
+              <w:t xml:space="preserve"> </w:t>
+            </w:r>
+          </w:p>
+        </w:tc>
+        <w:tc>
+          <w:tcPr>
+            <w:tcW w:type="dxa" w:w="1560"/>
+            <w:shd w:fill="F2F2F2" w:color="auto" w:val="clear"/>
+            <w:tcMar>
+              <w:top w:type="dxa" w:w="90"/>
+              <w:left w:type="dxa" w:w="120"/>
+              <w:bottom w:type="dxa" w:w="90"/>
+              <w:right w:type="dxa" w:w="120"/>
+            </w:tcMar>
+          </w:tcPr>
+          <w:p>
+            <w:r>
+              <w:rPr>
+                <w:color w:val="767171"/>
+                <w:sz w:val="19"/>
+                <w:szCs w:val="19"/>
+              </w:rPr>
+              <w:t xml:space="preserve"> </w:t>
+            </w:r>
+          </w:p>
+        </w:tc>
+      </w:tr>
+      <w:tr>
+        <w:trPr>
+          <w:cantSplit/>
+        </w:trPr>
+        <w:tc>
+          <w:tcPr>
+            <w:tcW w:type="dxa" w:w="1500"/>
+            <w:tcMar>
+              <w:top w:type="dxa" w:w="90"/>
+              <w:left w:type="dxa" w:w="120"/>
+              <w:bottom w:type="dxa" w:w="90"/>
+              <w:right w:type="dxa" w:w="120"/>
+            </w:tcMar>
+          </w:tcPr>
+          <w:p>
+            <w:r>
+              <w:rPr>
+                <w:color w:val="000000"/>
+                <w:sz w:val="19"/>
+                <w:szCs w:val="19"/>
+              </w:rPr>
+              <w:t xml:space="preserve">Raster to Polygon</w:t>
+            </w:r>
+          </w:p>
+        </w:tc>
+        <w:tc>
+          <w:tcPr>
+            <w:tcW w:type="dxa" w:w="2300"/>
+            <w:tcMar>
+              <w:top w:type="dxa" w:w="90"/>
+              <w:left w:type="dxa" w:w="120"/>
+              <w:bottom w:type="dxa" w:w="90"/>
+              <w:right w:type="dxa" w:w="120"/>
+            </w:tcMar>
+          </w:tcPr>
+          <w:p>
+            <w:r>
+              <w:rPr>
+                <w:color w:val="767171"/>
+                <w:sz w:val="19"/>
+                <w:szCs w:val="19"/>
+              </w:rPr>
+              <w:t xml:space="preserve"> </w:t>
+            </w:r>
+          </w:p>
+        </w:tc>
+        <w:tc>
+          <w:tcPr>
+            <w:tcW w:type="dxa" w:w="2300"/>
+            <w:tcMar>
+              <w:top w:type="dxa" w:w="90"/>
+              <w:left w:type="dxa" w:w="120"/>
+              <w:bottom w:type="dxa" w:w="90"/>
+              <w:right w:type="dxa" w:w="120"/>
+            </w:tcMar>
+          </w:tcPr>
+          <w:p>
+            <w:r>
+              <w:rPr>
+                <w:color w:val="767171"/>
+                <w:sz w:val="19"/>
+                <w:szCs w:val="19"/>
+              </w:rPr>
+              <w:t xml:space="preserve"> </w:t>
+            </w:r>
+          </w:p>
+        </w:tc>
+        <w:tc>
+          <w:tcPr>
+            <w:tcW w:type="dxa" w:w="1700"/>
+            <w:tcMar>
+              <w:top w:type="dxa" w:w="90"/>
+              <w:left w:type="dxa" w:w="120"/>
+              <w:bottom w:type="dxa" w:w="90"/>
+              <w:right w:type="dxa" w:w="120"/>
+            </w:tcMar>
+          </w:tcPr>
+          <w:p>
+            <w:r>
+              <w:rPr>
+                <w:color w:val="767171"/>
+                <w:sz w:val="19"/>
+                <w:szCs w:val="19"/>
+              </w:rPr>
+              <w:t xml:space="preserve"> </w:t>
+            </w:r>
+          </w:p>
+        </w:tc>
+        <w:tc>
+          <w:tcPr>
+            <w:tcW w:type="dxa" w:w="1560"/>
+            <w:tcMar>
+              <w:top w:type="dxa" w:w="90"/>
+              <w:left w:type="dxa" w:w="120"/>
+              <w:bottom w:type="dxa" w:w="90"/>
+              <w:right w:type="dxa" w:w="120"/>
+            </w:tcMar>
+          </w:tcPr>
+          <w:p>
+            <w:r>
+              <w:rPr>
+                <w:color w:val="767171"/>
+                <w:sz w:val="19"/>
+                <w:szCs w:val="19"/>
+              </w:rPr>
+              <w:t xml:space="preserve"> </w:t>
+            </w:r>
+          </w:p>
+        </w:tc>
+      </w:tr>
+      <w:tr>
+        <w:trPr>
+          <w:cantSplit/>
+        </w:trPr>
+        <w:tc>
+          <w:tcPr>
+            <w:tcW w:type="dxa" w:w="1500"/>
+            <w:shd w:fill="F2F2F2" w:color="auto" w:val="clear"/>
+            <w:tcMar>
+              <w:top w:type="dxa" w:w="90"/>
+              <w:left w:type="dxa" w:w="120"/>
+              <w:bottom w:type="dxa" w:w="90"/>
+              <w:right w:type="dxa" w:w="120"/>
+            </w:tcMar>
+          </w:tcPr>
+          <w:p>
+            <w:r>
+              <w:rPr>
+                <w:color w:val="000000"/>
+                <w:sz w:val="19"/>
+                <w:szCs w:val="19"/>
+              </w:rPr>
+              <w:t xml:space="preserve">Raster Calculator</w:t>
+            </w:r>
+          </w:p>
+        </w:tc>
+        <w:tc>
+          <w:tcPr>
+            <w:tcW w:type="dxa" w:w="2300"/>
+            <w:shd w:fill="F2F2F2" w:color="auto" w:val="clear"/>
+            <w:tcMar>
+              <w:top w:type="dxa" w:w="90"/>
+              <w:left w:type="dxa" w:w="120"/>
+              <w:bottom w:type="dxa" w:w="90"/>
+              <w:right w:type="dxa" w:w="120"/>
+            </w:tcMar>
+          </w:tcPr>
+          <w:p>
+            <w:r>
+              <w:rPr>
+                <w:color w:val="767171"/>
+                <w:sz w:val="19"/>
+                <w:szCs w:val="19"/>
+              </w:rPr>
+              <w:t xml:space="preserve"> </w:t>
+            </w:r>
+          </w:p>
+        </w:tc>
+        <w:tc>
+          <w:tcPr>
+            <w:tcW w:type="dxa" w:w="2300"/>
+            <w:shd w:fill="F2F2F2" w:color="auto" w:val="clear"/>
+            <w:tcMar>
+              <w:top w:type="dxa" w:w="90"/>
+              <w:left w:type="dxa" w:w="120"/>
+              <w:bottom w:type="dxa" w:w="90"/>
+              <w:right w:type="dxa" w:w="120"/>
+            </w:tcMar>
+          </w:tcPr>
+          <w:p>
+            <w:r>
+              <w:rPr>
+                <w:color w:val="767171"/>
+                <w:sz w:val="19"/>
+                <w:szCs w:val="19"/>
+              </w:rPr>
+              <w:t xml:space="preserve"> </w:t>
+            </w:r>
+          </w:p>
+        </w:tc>
+        <w:tc>
+          <w:tcPr>
+            <w:tcW w:type="dxa" w:w="1700"/>
+            <w:shd w:fill="F2F2F2" w:color="auto" w:val="clear"/>
+            <w:tcMar>
+              <w:top w:type="dxa" w:w="90"/>
+              <w:left w:type="dxa" w:w="120"/>
+              <w:bottom w:type="dxa" w:w="90"/>
+              <w:right w:type="dxa" w:w="120"/>
+            </w:tcMar>
+          </w:tcPr>
+          <w:p>
+            <w:r>
+              <w:rPr>
+                <w:color w:val="767171"/>
+                <w:sz w:val="19"/>
+                <w:szCs w:val="19"/>
+              </w:rPr>
+              <w:t xml:space="preserve"> </w:t>
+            </w:r>
+          </w:p>
+        </w:tc>
+        <w:tc>
+          <w:tcPr>
+            <w:tcW w:type="dxa" w:w="1560"/>
+            <w:shd w:fill="F2F2F2" w:color="auto" w:val="clear"/>
+            <w:tcMar>
+              <w:top w:type="dxa" w:w="90"/>
+              <w:left w:type="dxa" w:w="120"/>
+              <w:bottom w:type="dxa" w:w="90"/>
+              <w:right w:type="dxa" w:w="120"/>
+            </w:tcMar>
+          </w:tcPr>
+          <w:p>
+            <w:r>
+              <w:rPr>
+                <w:color w:val="767171"/>
+                <w:sz w:val="19"/>
+                <w:szCs w:val="19"/>
+              </w:rPr>
+              <w:t xml:space="preserve"> </w:t>
+            </w:r>
+          </w:p>
+        </w:tc>
+      </w:tr>
+      <w:tr>
+        <w:trPr>
+          <w:cantSplit/>
+        </w:trPr>
+        <w:tc>
+          <w:tcPr>
+            <w:tcW w:type="dxa" w:w="1500"/>
+            <w:tcMar>
+              <w:top w:type="dxa" w:w="90"/>
+              <w:left w:type="dxa" w:w="120"/>
+              <w:bottom w:type="dxa" w:w="90"/>
+              <w:right w:type="dxa" w:w="120"/>
+            </w:tcMar>
+          </w:tcPr>
+          <w:p>
+            <w:r>
+              <w:rPr>
+                <w:color w:val="000000"/>
+                <w:sz w:val="19"/>
+                <w:szCs w:val="19"/>
+              </w:rPr>
+              <w:t xml:space="preserve">Stream Link</w:t>
+            </w:r>
+          </w:p>
+        </w:tc>
+        <w:tc>
+          <w:tcPr>
+            <w:tcW w:type="dxa" w:w="2300"/>
+            <w:tcMar>
+              <w:top w:type="dxa" w:w="90"/>
+              <w:left w:type="dxa" w:w="120"/>
+              <w:bottom w:type="dxa" w:w="90"/>
+              <w:right w:type="dxa" w:w="120"/>
+            </w:tcMar>
+          </w:tcPr>
+          <w:p>
+            <w:r>
+              <w:rPr>
+                <w:color w:val="767171"/>
+                <w:sz w:val="19"/>
+                <w:szCs w:val="19"/>
+              </w:rPr>
+              <w:t xml:space="preserve"> </w:t>
+            </w:r>
+          </w:p>
+        </w:tc>
+        <w:tc>
+          <w:tcPr>
+            <w:tcW w:type="dxa" w:w="2300"/>
+            <w:tcMar>
+              <w:top w:type="dxa" w:w="90"/>
+              <w:left w:type="dxa" w:w="120"/>
+              <w:bottom w:type="dxa" w:w="90"/>
+              <w:right w:type="dxa" w:w="120"/>
+            </w:tcMar>
+          </w:tcPr>
+          <w:p>
+            <w:r>
+              <w:rPr>
+                <w:color w:val="767171"/>
+                <w:sz w:val="19"/>
+                <w:szCs w:val="19"/>
+              </w:rPr>
+              <w:t xml:space="preserve"> </w:t>
+            </w:r>
+          </w:p>
+        </w:tc>
+        <w:tc>
+          <w:tcPr>
+            <w:tcW w:type="dxa" w:w="1700"/>
+            <w:tcMar>
+              <w:top w:type="dxa" w:w="90"/>
+              <w:left w:type="dxa" w:w="120"/>
+              <w:bottom w:type="dxa" w:w="90"/>
+              <w:right w:type="dxa" w:w="120"/>
+            </w:tcMar>
+          </w:tcPr>
+          <w:p>
+            <w:r>
+              <w:rPr>
+                <w:color w:val="767171"/>
+                <w:sz w:val="19"/>
+                <w:szCs w:val="19"/>
+              </w:rPr>
+              <w:t xml:space="preserve"> </w:t>
+            </w:r>
+          </w:p>
+        </w:tc>
+        <w:tc>
+          <w:tcPr>
+            <w:tcW w:type="dxa" w:w="1560"/>
+            <w:tcMar>
+              <w:top w:type="dxa" w:w="90"/>
+              <w:left w:type="dxa" w:w="120"/>
+              <w:bottom w:type="dxa" w:w="90"/>
+              <w:right w:type="dxa" w:w="120"/>
+            </w:tcMar>
+          </w:tcPr>
+          <w:p>
+            <w:r>
+              <w:rPr>
+                <w:color w:val="767171"/>
+                <w:sz w:val="19"/>
+                <w:szCs w:val="19"/>
+              </w:rPr>
+              <w:t xml:space="preserve"> </w:t>
+            </w:r>
+          </w:p>
+        </w:tc>
+      </w:tr>
+      <w:tr>
+        <w:trPr>
+          <w:cantSplit/>
+        </w:trPr>
+        <w:tc>
+          <w:tcPr>
+            <w:tcW w:type="dxa" w:w="1500"/>
+            <w:shd w:fill="F2F2F2" w:color="auto" w:val="clear"/>
+            <w:tcMar>
+              <w:top w:type="dxa" w:w="90"/>
+              <w:left w:type="dxa" w:w="120"/>
+              <w:bottom w:type="dxa" w:w="90"/>
+              <w:right w:type="dxa" w:w="120"/>
+            </w:tcMar>
+          </w:tcPr>
+          <w:p>
+            <w:r>
+              <w:rPr>
+                <w:color w:val="000000"/>
+                <w:sz w:val="19"/>
+                <w:szCs w:val="19"/>
+              </w:rPr>
+              <w:t xml:space="preserve">Stream to Feature</w:t>
+            </w:r>
+          </w:p>
+        </w:tc>
+        <w:tc>
+          <w:tcPr>
+            <w:tcW w:type="dxa" w:w="2300"/>
+            <w:shd w:fill="F2F2F2" w:color="auto" w:val="clear"/>
+            <w:tcMar>
+              <w:top w:type="dxa" w:w="90"/>
+              <w:left w:type="dxa" w:w="120"/>
+              <w:bottom w:type="dxa" w:w="90"/>
+              <w:right w:type="dxa" w:w="120"/>
+            </w:tcMar>
+          </w:tcPr>
+          <w:p>
+            <w:r>
+              <w:rPr>
+                <w:color w:val="767171"/>
+                <w:sz w:val="19"/>
+                <w:szCs w:val="19"/>
+              </w:rPr>
+              <w:t xml:space="preserve"> </w:t>
+            </w:r>
+          </w:p>
+        </w:tc>
+        <w:tc>
+          <w:tcPr>
+            <w:tcW w:type="dxa" w:w="2300"/>
+            <w:shd w:fill="F2F2F2" w:color="auto" w:val="clear"/>
+            <w:tcMar>
+              <w:top w:type="dxa" w:w="90"/>
+              <w:left w:type="dxa" w:w="120"/>
+              <w:bottom w:type="dxa" w:w="90"/>
+              <w:right w:type="dxa" w:w="120"/>
+            </w:tcMar>
+          </w:tcPr>
+          <w:p>
+            <w:r>
+              <w:rPr>
+                <w:color w:val="767171"/>
+                <w:sz w:val="19"/>
+                <w:szCs w:val="19"/>
+              </w:rPr>
+              <w:t xml:space="preserve"> </w:t>
+            </w:r>
+          </w:p>
+        </w:tc>
+        <w:tc>
+          <w:tcPr>
+            <w:tcW w:type="dxa" w:w="1700"/>
+            <w:shd w:fill="F2F2F2" w:color="auto" w:val="clear"/>
+            <w:tcMar>
+              <w:top w:type="dxa" w:w="90"/>
+              <w:left w:type="dxa" w:w="120"/>
+              <w:bottom w:type="dxa" w:w="90"/>
+              <w:right w:type="dxa" w:w="120"/>
+            </w:tcMar>
+          </w:tcPr>
+          <w:p>
+            <w:r>
+              <w:rPr>
+                <w:color w:val="767171"/>
+                <w:sz w:val="19"/>
+                <w:szCs w:val="19"/>
+              </w:rPr>
+              <w:t xml:space="preserve"> </w:t>
+            </w:r>
+          </w:p>
+        </w:tc>
+        <w:tc>
+          <w:tcPr>
+            <w:tcW w:type="dxa" w:w="1560"/>
+            <w:shd w:fill="F2F2F2" w:color="auto" w:val="clear"/>
+            <w:tcMar>
+              <w:top w:type="dxa" w:w="90"/>
+              <w:left w:type="dxa" w:w="120"/>
+              <w:bottom w:type="dxa" w:w="90"/>
+              <w:right w:type="dxa" w:w="120"/>
+            </w:tcMar>
+          </w:tcPr>
+          <w:p>
+            <w:r>
+              <w:rPr>
+                <w:color w:val="767171"/>
+                <w:sz w:val="19"/>
+                <w:szCs w:val="19"/>
+              </w:rPr>
+              <w:t xml:space="preserve"> </w:t>
+            </w:r>
+          </w:p>
+        </w:tc>
+      </w:tr>
+      <w:tr>
+        <w:trPr>
+          <w:cantSplit/>
+        </w:trPr>
+        <w:tc>
+          <w:tcPr>
+            <w:tcW w:type="dxa" w:w="1500"/>
+            <w:tcMar>
+              <w:top w:type="dxa" w:w="90"/>
+              <w:left w:type="dxa" w:w="120"/>
+              <w:bottom w:type="dxa" w:w="90"/>
+              <w:right w:type="dxa" w:w="120"/>
+            </w:tcMar>
+          </w:tcPr>
+          <w:p>
+            <w:r>
+              <w:rPr>
+                <w:color w:val="000000"/>
+                <w:sz w:val="19"/>
+                <w:szCs w:val="19"/>
+              </w:rPr>
+              <w:t xml:space="preserve">Watershed (2)</w:t>
+            </w:r>
+          </w:p>
+        </w:tc>
+        <w:tc>
+          <w:tcPr>
+            <w:tcW w:type="dxa" w:w="2300"/>
+            <w:tcMar>
+              <w:top w:type="dxa" w:w="90"/>
+              <w:left w:type="dxa" w:w="120"/>
+              <w:bottom w:type="dxa" w:w="90"/>
+              <w:right w:type="dxa" w:w="120"/>
+            </w:tcMar>
+          </w:tcPr>
+          <w:p>
+            <w:r>
+              <w:rPr>
+                <w:color w:val="767171"/>
+                <w:sz w:val="19"/>
+                <w:szCs w:val="19"/>
+              </w:rPr>
+              <w:t xml:space="preserve"> </w:t>
+            </w:r>
+          </w:p>
+        </w:tc>
+        <w:tc>
+          <w:tcPr>
+            <w:tcW w:type="dxa" w:w="2300"/>
+            <w:tcMar>
+              <w:top w:type="dxa" w:w="90"/>
+              <w:left w:type="dxa" w:w="120"/>
+              <w:bottom w:type="dxa" w:w="90"/>
+              <w:right w:type="dxa" w:w="120"/>
+            </w:tcMar>
+          </w:tcPr>
+          <w:p>
+            <w:r>
+              <w:rPr>
+                <w:color w:val="767171"/>
+                <w:sz w:val="19"/>
+                <w:szCs w:val="19"/>
+              </w:rPr>
+              <w:t xml:space="preserve"> </w:t>
+            </w:r>
+          </w:p>
+        </w:tc>
+        <w:tc>
+          <w:tcPr>
+            <w:tcW w:type="dxa" w:w="1700"/>
+            <w:tcMar>
+              <w:top w:type="dxa" w:w="90"/>
+              <w:left w:type="dxa" w:w="120"/>
+              <w:bottom w:type="dxa" w:w="90"/>
+              <w:right w:type="dxa" w:w="120"/>
+            </w:tcMar>
+          </w:tcPr>
+          <w:p>
+            <w:r>
+              <w:rPr>
+                <w:color w:val="767171"/>
+                <w:sz w:val="19"/>
+                <w:szCs w:val="19"/>
+              </w:rPr>
+              <w:t xml:space="preserve"> </w:t>
+            </w:r>
+          </w:p>
+        </w:tc>
+        <w:tc>
+          <w:tcPr>
+            <w:tcW w:type="dxa" w:w="1560"/>
+            <w:tcMar>
+              <w:top w:type="dxa" w:w="90"/>
+              <w:left w:type="dxa" w:w="120"/>
+              <w:bottom w:type="dxa" w:w="90"/>
+              <w:right w:type="dxa" w:w="120"/>
+            </w:tcMar>
+          </w:tcPr>
+          <w:p>
+            <w:r>
+              <w:rPr>
+                <w:color w:val="767171"/>
+                <w:sz w:val="19"/>
+                <w:szCs w:val="19"/>
+              </w:rPr>
+              <w:t xml:space="preserve"> </w:t>
+            </w:r>
+          </w:p>
+        </w:tc>
+      </w:tr>
+      <w:tr>
+        <w:trPr>
+          <w:cantSplit/>
+        </w:trPr>
+        <w:tc>
+          <w:tcPr>
+            <w:tcW w:type="dxa" w:w="1500"/>
+            <w:shd w:fill="F2F2F2" w:color="auto" w:val="clear"/>
+            <w:tcMar>
+              <w:top w:type="dxa" w:w="90"/>
+              <w:left w:type="dxa" w:w="120"/>
+              <w:bottom w:type="dxa" w:w="90"/>
+              <w:right w:type="dxa" w:w="120"/>
+            </w:tcMar>
+          </w:tcPr>
+          <w:p>
+            <w:r>
+              <w:rPr>
+                <w:color w:val="000000"/>
+                <w:sz w:val="19"/>
+                <w:szCs w:val="19"/>
+              </w:rPr>
+              <w:t xml:space="preserve">Raster to Polygon (2)</w:t>
+            </w:r>
+          </w:p>
+        </w:tc>
+        <w:tc>
+          <w:tcPr>
+            <w:tcW w:type="dxa" w:w="2300"/>
+            <w:shd w:fill="F2F2F2" w:color="auto" w:val="clear"/>
+            <w:tcMar>
+              <w:top w:type="dxa" w:w="90"/>
+              <w:left w:type="dxa" w:w="120"/>
+              <w:bottom w:type="dxa" w:w="90"/>
+              <w:right w:type="dxa" w:w="120"/>
+            </w:tcMar>
+          </w:tcPr>
+          <w:p>
+            <w:r>
+              <w:rPr>
+                <w:color w:val="767171"/>
+                <w:sz w:val="19"/>
+                <w:szCs w:val="19"/>
+              </w:rPr>
+              <w:t xml:space="preserve"> </w:t>
+            </w:r>
+          </w:p>
+        </w:tc>
+        <w:tc>
+          <w:tcPr>
+            <w:tcW w:type="dxa" w:w="2300"/>
+            <w:shd w:fill="F2F2F2" w:color="auto" w:val="clear"/>
+            <w:tcMar>
+              <w:top w:type="dxa" w:w="90"/>
+              <w:left w:type="dxa" w:w="120"/>
+              <w:bottom w:type="dxa" w:w="90"/>
+              <w:right w:type="dxa" w:w="120"/>
+            </w:tcMar>
+          </w:tcPr>
+          <w:p>
+            <w:r>
+              <w:rPr>
+                <w:color w:val="767171"/>
+                <w:sz w:val="19"/>
+                <w:szCs w:val="19"/>
+              </w:rPr>
+              <w:t xml:space="preserve"> </w:t>
+            </w:r>
+          </w:p>
+        </w:tc>
+        <w:tc>
+          <w:tcPr>
+            <w:tcW w:type="dxa" w:w="1700"/>
+            <w:shd w:fill="F2F2F2" w:color="auto" w:val="clear"/>
+            <w:tcMar>
+              <w:top w:type="dxa" w:w="90"/>
+              <w:left w:type="dxa" w:w="120"/>
+              <w:bottom w:type="dxa" w:w="90"/>
+              <w:right w:type="dxa" w:w="120"/>
+            </w:tcMar>
+          </w:tcPr>
+          <w:p>
+            <w:r>
+              <w:rPr>
+                <w:color w:val="767171"/>
+                <w:sz w:val="19"/>
+                <w:szCs w:val="19"/>
+              </w:rPr>
+              <w:t xml:space="preserve"> </w:t>
+            </w:r>
+          </w:p>
+        </w:tc>
+        <w:tc>
+          <w:tcPr>
+            <w:tcW w:type="dxa" w:w="1560"/>
+            <w:shd w:fill="F2F2F2" w:color="auto" w:val="clear"/>
             <w:tcMar>
               <w:top w:type="dxa" w:w="90"/>
               <w:left w:type="dxa" w:w="120"/>
@@ -1434,7 +2224,7 @@
           <w:sz w:val="19"/>
           <w:szCs w:val="19"/>
         </w:rPr>
-        <w:t xml:space="preserve">Rubric: a full-page (8.5 × 11) figure of the model, exported from ModelBuilder — every tool and dataset shown, labels informative, all text readable at 10 pt or larger (2 points). Export it; do not screen-capture it.</w:t>
+        <w:t xml:space="preserve">Rubric: a full-page (8.5 × 11) figure of the model, exported from ModelBuilder and laid out so it reads in rows as Figure C does — every tool and dataset shown, labels informative, all text readable at 10 pt or larger (2 points). Export it; do not screen-capture it.</w:t>
       </w:r>
     </w:p>
     <w:tbl>
@@ -1508,7 +2298,7 @@
           <w:sz w:val="19"/>
           <w:szCs w:val="19"/>
         </w:rPr>
-        <w:t xml:space="preserve">Rubric: a screen capture of the tool dialog with the threshold exposed as a parameter (2 points).</w:t>
+        <w:t xml:space="preserve">Rubric: a screen capture of the tool dialog with the threshold and the three outputs exposed as parameters, like Figure 12b (2 points). Open it from the Catalog pane after you save the model.</w:t>
       </w:r>
     </w:p>
     <w:tbl>
@@ -1567,7 +2357,7 @@
           <w:sz w:val="19"/>
           <w:szCs w:val="19"/>
         </w:rPr>
-        <w:t xml:space="preserve">Figure 2. The model’s tool dialog, with the threshold exposed as a parameter.</w:t>
+        <w:t xml:space="preserve">Figure 2. The model’s tool dialog, with the threshold and the three outputs exposed as parameters.</w:t>
       </w:r>
     </w:p>
     <w:p>
@@ -4274,7 +5064,7 @@
                 <w:sz w:val="17"/>
                 <w:szCs w:val="17"/>
               </w:rPr>
-              <w:t xml:space="preserve">The model runs end to end from its tool dialog; at the baseline threshold your basin area, segment count and subwatershed count match the Step 7 and Step 11 check values, within the small differences your own outlet can make (4)</w:t>
+              <w:t xml:space="preserve">The model runs end to end from its tool dialog, with the threshold and the three outputs as its parameters; at the baseline threshold your basin area, segment count and subwatershed count match the Step 7 and Step 11 check values, within the small differences your own outlet can make (4)</w:t>
             </w:r>
           </w:p>
           <w:p>
@@ -4291,7 +5081,7 @@
                 <w:sz w:val="17"/>
                 <w:szCs w:val="17"/>
               </w:rPr>
-              <w:t xml:space="preserve">A full-page (8.5 × 11) figure of the model, exported from ModelBuilder: every tool and dataset shown, labels informative, all text readable at 10 pt or larger (2)</w:t>
+              <w:t xml:space="preserve">A full-page (8.5 × 11) figure of the model, exported from ModelBuilder and laid out so it reads in rows as Figure C does: every tool and dataset shown, labels informative, all text readable at 10 pt or larger (2)</w:t>
             </w:r>
           </w:p>
           <w:p>
@@ -4308,7 +5098,7 @@
                 <w:sz w:val="17"/>
                 <w:szCs w:val="17"/>
               </w:rPr>
-              <w:t xml:space="preserve">A screen capture of the tool dialog with the threshold exposed as a parameter (2)</w:t>
+              <w:t xml:space="preserve">A screen capture of the tool dialog with the threshold and the three outputs exposed as parameters, like Figure 12b (2)</w:t>
             </w:r>
           </w:p>
           <w:p>

--- a/docs/assignments/lab-05/lab05-report-template.docx
+++ b/docs/assignments/lab-05/lab05-report-template.docx
@@ -2,9 +2,159 @@
 <file path=word/document.xml><?xml version="1.0" encoding="utf-8"?>
 <w:document xmlns:wpc="http://schemas.microsoft.com/office/word/2010/wordprocessingCanvas" xmlns:mc="http://schemas.openxmlformats.org/markup-compatibility/2006" xmlns:o="urn:schemas-microsoft-com:office:office" xmlns:r="http://schemas.openxmlformats.org/officeDocument/2006/relationships" xmlns:m="http://schemas.openxmlformats.org/officeDocument/2006/math" xmlns:v="urn:schemas-microsoft-com:vml" xmlns:wp14="http://schemas.microsoft.com/office/word/2010/wordprocessingDrawing" xmlns:wp="http://schemas.openxmlformats.org/drawingml/2006/wordprocessingDrawing" xmlns:w10="urn:schemas-microsoft-com:office:word" xmlns:w="http://schemas.openxmlformats.org/wordprocessingml/2006/main" xmlns:w14="http://schemas.microsoft.com/office/word/2010/wordml" xmlns:w15="http://schemas.microsoft.com/office/word/2012/wordml" xmlns:wpg="http://schemas.microsoft.com/office/word/2010/wordprocessingGroup" xmlns:wpi="http://schemas.microsoft.com/office/word/2010/wordprocessingInk" xmlns:wne="http://schemas.microsoft.com/office/word/2006/wordml" xmlns:wps="http://schemas.microsoft.com/office/word/2010/wordprocessingShape" xmlns:cx="http://schemas.microsoft.com/office/drawing/2014/chartex" xmlns:cx1="http://schemas.microsoft.com/office/drawing/2015/9/8/chartex" xmlns:cx2="http://schemas.microsoft.com/office/drawing/2015/10/21/chartex" xmlns:cx3="http://schemas.microsoft.com/office/drawing/2016/5/9/chartex" xmlns:cx4="http://schemas.microsoft.com/office/drawing/2016/5/10/chartex" xmlns:cx5="http://schemas.microsoft.com/office/drawing/2016/5/11/chartex" xmlns:cx6="http://schemas.microsoft.com/office/drawing/2016/5/12/chartex" xmlns:cx7="http://schemas.microsoft.com/office/drawing/2016/5/13/chartex" xmlns:cx8="http://schemas.microsoft.com/office/drawing/2016/5/14/chartex" xmlns:aink="http://schemas.microsoft.com/office/drawing/2016/ink" xmlns:am3d="http://schemas.microsoft.com/office/drawing/2017/model3d" xmlns:w16cex="http://schemas.microsoft.com/office/word/2018/wordml/cex" xmlns:w16cid="http://schemas.microsoft.com/office/word/2016/wordml/cid" xmlns:w16="http://schemas.microsoft.com/office/word/2018/wordml" xmlns:w16sdtdh="http://schemas.microsoft.com/office/word/2020/wordml/sdtdatahash" xmlns:w16se="http://schemas.microsoft.com/office/word/2015/wordml/symex" mc:Ignorable="w14 w15 wp14">
   <w:body>
+    <w:tbl>
+      <w:tblPr>
+        <w:tblW w:type="dxa" w:w="9360"/>
+        <w:tblBorders>
+          <w:top w:val="single" w:color="BF9000" w:sz="8"/>
+          <w:left w:val="single" w:color="BF9000" w:sz="8"/>
+          <w:bottom w:val="single" w:color="BF9000" w:sz="8"/>
+          <w:right w:val="single" w:color="BF9000" w:sz="8"/>
+          <w:insideH w:val="single" w:color="BF9000" w:sz="8"/>
+          <w:insideV w:val="single" w:color="BF9000" w:sz="8"/>
+        </w:tblBorders>
+      </w:tblPr>
+      <w:tblGrid>
+        <w:gridCol w:w="9360"/>
+      </w:tblGrid>
+      <w:tr>
+        <w:trPr>
+          <w:cantSplit/>
+        </w:trPr>
+        <w:tc>
+          <w:tcPr>
+            <w:tcW w:type="dxa" w:w="9360"/>
+            <w:shd w:fill="FFF2CC" w:color="auto" w:val="clear"/>
+            <w:tcMar>
+              <w:top w:type="dxa" w:w="120"/>
+              <w:left w:type="dxa" w:w="160"/>
+              <w:bottom w:type="dxa" w:w="120"/>
+              <w:right w:type="dxa" w:w="160"/>
+            </w:tcMar>
+          </w:tcPr>
+          <w:p>
+            <w:pPr>
+              <w:spacing w:after="80"/>
+            </w:pPr>
+            <w:r>
+              <w:rPr>
+                <w:b/>
+                <w:bCs/>
+                <w:color w:val="1F3864"/>
+                <w:sz w:val="20"/>
+                <w:szCs w:val="20"/>
+              </w:rPr>
+              <w:t xml:space="preserve">Before you submit — then delete this box</w:t>
+            </w:r>
+          </w:p>
+          <w:p>
+            <w:pPr>
+              <w:pStyle w:val="ListParagraph"/>
+              <w:numPr>
+                <w:ilvl w:val="0"/>
+                <w:numId w:val="2"/>
+              </w:numPr>
+              <w:spacing w:after="40"/>
+            </w:pPr>
+            <w:r>
+              <w:rPr>
+                <w:sz w:val="19"/>
+                <w:szCs w:val="19"/>
+              </w:rPr>
+              <w:t xml:space="preserve">Delete every yellow placeholder and every gray instruction line, and this box.</w:t>
+            </w:r>
+          </w:p>
+          <w:p>
+            <w:pPr>
+              <w:pStyle w:val="ListParagraph"/>
+              <w:numPr>
+                <w:ilvl w:val="0"/>
+                <w:numId w:val="2"/>
+              </w:numPr>
+              <w:spacing w:after="40"/>
+            </w:pPr>
+            <w:r>
+              <w:rPr>
+                <w:sz w:val="19"/>
+                <w:szCs w:val="19"/>
+              </w:rPr>
+              <w:t xml:space="preserve">Name your reviewer, add the sentence on what you changed, and paste their stamp image below.</w:t>
+            </w:r>
+          </w:p>
+          <w:p>
+            <w:pPr>
+              <w:pStyle w:val="ListParagraph"/>
+              <w:numPr>
+                <w:ilvl w:val="0"/>
+                <w:numId w:val="2"/>
+              </w:numPr>
+              <w:spacing w:after="40"/>
+            </w:pPr>
+            <w:r>
+              <w:rPr>
+                <w:sz w:val="19"/>
+                <w:szCs w:val="19"/>
+              </w:rPr>
+              <w:t xml:space="preserve">Figure 1 is the model exported from ModelBuilder (Export ▸ Export To Graphic, as PNG) — not a screen capture, and not redrawn or “enhanced” by AI.</w:t>
+            </w:r>
+          </w:p>
+          <w:p>
+            <w:pPr>
+              <w:pStyle w:val="ListParagraph"/>
+              <w:numPr>
+                <w:ilvl w:val="0"/>
+                <w:numId w:val="2"/>
+              </w:numPr>
+              <w:spacing w:after="40"/>
+            </w:pPr>
+            <w:r>
+              <w:rPr>
+                <w:sz w:val="19"/>
+                <w:szCs w:val="19"/>
+              </w:rPr>
+              <w:t xml:space="preserve">Every number in your tables and text comes from your own work in ArcGIS Pro.</w:t>
+            </w:r>
+          </w:p>
+          <w:p>
+            <w:pPr>
+              <w:pStyle w:val="ListParagraph"/>
+              <w:numPr>
+                <w:ilvl w:val="0"/>
+                <w:numId w:val="2"/>
+              </w:numPr>
+              <w:spacing w:after="40"/>
+            </w:pPr>
+            <w:r>
+              <w:rPr>
+                <w:sz w:val="19"/>
+                <w:szCs w:val="19"/>
+              </w:rPr>
+              <w:t xml:space="preserve">Put a score in every row of the Self-Graded Rubric, and the total.</w:t>
+            </w:r>
+          </w:p>
+          <w:p>
+            <w:pPr>
+              <w:pStyle w:val="ListParagraph"/>
+              <w:numPr>
+                <w:ilvl w:val="0"/>
+                <w:numId w:val="2"/>
+              </w:numPr>
+              <w:spacing w:after="40"/>
+            </w:pPr>
+            <w:r>
+              <w:rPr>
+                <w:sz w:val="19"/>
+                <w:szCs w:val="19"/>
+              </w:rPr>
+              <w:t xml:space="preserve">Save as PDF, then open the PDF and check that every figure and map came through readable.</w:t>
+            </w:r>
+          </w:p>
+        </w:tc>
+      </w:tr>
+    </w:tbl>
     <w:p>
       <w:pPr>
-        <w:spacing w:before="2200"/>
+        <w:spacing w:before="900"/>
       </w:pPr>
     </w:p>
     <w:p>
@@ -52,7 +202,7 @@
     </w:p>
     <w:p>
       <w:pPr>
-        <w:spacing w:after="700"/>
+        <w:spacing w:after="600"/>
         <w:jc w:val="center"/>
       </w:pPr>
       <w:r>
@@ -86,6 +236,7 @@
           <w:color w:val="767171"/>
           <w:sz w:val="21"/>
           <w:szCs w:val="21"/>
+          <w:highlight w:val="yellow"/>
         </w:rPr>
         <w:t xml:space="preserve">[your name]</w:t>
       </w:r>
@@ -112,6 +263,7 @@
           <w:color w:val="767171"/>
           <w:sz w:val="21"/>
           <w:szCs w:val="21"/>
+          <w:highlight w:val="yellow"/>
         </w:rPr>
         <w:t xml:space="preserve">[date]</w:t>
       </w:r>
@@ -138,13 +290,14 @@
           <w:color w:val="767171"/>
           <w:sz w:val="21"/>
           <w:szCs w:val="21"/>
+          <w:highlight w:val="yellow"/>
         </w:rPr>
         <w:t xml:space="preserve">[reviewer’s name]</w:t>
       </w:r>
     </w:p>
     <w:p>
       <w:pPr>
-        <w:spacing w:after="500" w:before="60"/>
+        <w:spacing w:after="400" w:before="60"/>
         <w:jc w:val="center"/>
       </w:pPr>
       <w:r>
@@ -154,6 +307,7 @@
           <w:color w:val="767171"/>
           <w:sz w:val="21"/>
           <w:szCs w:val="21"/>
+          <w:highlight w:val="yellow"/>
         </w:rPr>
         <w:t xml:space="preserve">[One sentence on what you changed because of your reviewer’s feedback.]</w:t>
       </w:r>
@@ -169,8 +323,9 @@
           <w:color w:val="767171"/>
           <w:sz w:val="19"/>
           <w:szCs w:val="19"/>
+          <w:highlight w:val="yellow"/>
         </w:rPr>
-        <w:t xml:space="preserve">[ Peer-review stamp here ]</w:t>
+        <w:t xml:space="preserve">[ Paste your reviewer’s stamp image here ]</w:t>
       </w:r>
     </w:p>
     <w:p>
@@ -218,6 +373,7 @@
           <w:i/>
           <w:iCs/>
           <w:color w:val="767171"/>
+          <w:highlight w:val="yellow"/>
         </w:rPr>
         <w:t xml:space="preserve">[Add your content here.]</w:t>
       </w:r>
@@ -262,6 +418,7 @@
           <w:i/>
           <w:iCs/>
           <w:color w:val="767171"/>
+          <w:highlight w:val="yellow"/>
         </w:rPr>
         <w:t xml:space="preserve">[Add your content here.]</w:t>
       </w:r>
@@ -684,7 +841,7 @@
           <w:sz w:val="19"/>
           <w:szCs w:val="19"/>
         </w:rPr>
-        <w:t xml:space="preserve">Rubric: a description a reader could repeat from — each tool, its settings, and every input, intermediate and output dataset with its type (point, line, polygon, raster) and source (2 points). One row per tool, in the order they run; the tool names are filled in for you, starting with Project Raster (run once, outside the model).</w:t>
+        <w:t xml:space="preserve">Rubric: a description a reader could repeat from — each tool, its settings, and every input, intermediate and output dataset with its type (point, line, polygon, raster) and source (2 points). One row per tool, in the order they run; the tool names are filled in for you, starting with Project Raster (run once, outside the model). Fill both the Type and the Source column.</w:t>
       </w:r>
     </w:p>
     <w:p>
@@ -696,6 +853,7 @@
           <w:i/>
           <w:iCs/>
           <w:color w:val="767171"/>
+          <w:highlight w:val="yellow"/>
         </w:rPr>
         <w:t xml:space="preserve">[Add your content here.]</w:t>
       </w:r>
@@ -713,11 +871,12 @@
         </w:tblBorders>
       </w:tblPr>
       <w:tblGrid>
+        <w:gridCol w:w="1400"/>
+        <w:gridCol w:w="2100"/>
+        <w:gridCol w:w="2100"/>
         <w:gridCol w:w="1500"/>
-        <w:gridCol w:w="2300"/>
-        <w:gridCol w:w="2300"/>
-        <w:gridCol w:w="1700"/>
-        <w:gridCol w:w="1560"/>
+        <w:gridCol w:w="1000"/>
+        <w:gridCol w:w="1260"/>
       </w:tblGrid>
       <w:tr>
         <w:trPr>
@@ -726,7 +885,7 @@
         </w:trPr>
         <w:tc>
           <w:tcPr>
-            <w:tcW w:type="dxa" w:w="1500"/>
+            <w:tcW w:type="dxa" w:w="1400"/>
             <w:shd w:fill="D9E2F3" w:color="auto" w:val="clear"/>
             <w:tcMar>
               <w:top w:type="dxa" w:w="90"/>
@@ -750,7 +909,7 @@
         </w:tc>
         <w:tc>
           <w:tcPr>
-            <w:tcW w:type="dxa" w:w="2300"/>
+            <w:tcW w:type="dxa" w:w="2100"/>
             <w:shd w:fill="D9E2F3" w:color="auto" w:val="clear"/>
             <w:tcMar>
               <w:top w:type="dxa" w:w="90"/>
@@ -774,7 +933,7 @@
         </w:tc>
         <w:tc>
           <w:tcPr>
-            <w:tcW w:type="dxa" w:w="2300"/>
+            <w:tcW w:type="dxa" w:w="2100"/>
             <w:shd w:fill="D9E2F3" w:color="auto" w:val="clear"/>
             <w:tcMar>
               <w:top w:type="dxa" w:w="90"/>
@@ -798,7 +957,7 @@
         </w:tc>
         <w:tc>
           <w:tcPr>
-            <w:tcW w:type="dxa" w:w="1700"/>
+            <w:tcW w:type="dxa" w:w="1500"/>
             <w:shd w:fill="D9E2F3" w:color="auto" w:val="clear"/>
             <w:tcMar>
               <w:top w:type="dxa" w:w="90"/>
@@ -822,7 +981,7 @@
         </w:tc>
         <w:tc>
           <w:tcPr>
-            <w:tcW w:type="dxa" w:w="1560"/>
+            <w:tcW w:type="dxa" w:w="1000"/>
             <w:shd w:fill="D9E2F3" w:color="auto" w:val="clear"/>
             <w:tcMar>
               <w:top w:type="dxa" w:w="90"/>
@@ -840,7 +999,31 @@
                 <w:sz w:val="19"/>
                 <w:szCs w:val="19"/>
               </w:rPr>
-              <w:t xml:space="preserve">Type and source</w:t>
+              <w:t xml:space="preserve">Type</w:t>
+            </w:r>
+          </w:p>
+        </w:tc>
+        <w:tc>
+          <w:tcPr>
+            <w:tcW w:type="dxa" w:w="1260"/>
+            <w:shd w:fill="D9E2F3" w:color="auto" w:val="clear"/>
+            <w:tcMar>
+              <w:top w:type="dxa" w:w="90"/>
+              <w:left w:type="dxa" w:w="120"/>
+              <w:bottom w:type="dxa" w:w="90"/>
+              <w:right w:type="dxa" w:w="120"/>
+            </w:tcMar>
+          </w:tcPr>
+          <w:p>
+            <w:r>
+              <w:rPr>
+                <w:b/>
+                <w:bCs/>
+                <w:color w:val="1F3864"/>
+                <w:sz w:val="19"/>
+                <w:szCs w:val="19"/>
+              </w:rPr>
+              <w:t xml:space="preserve">Source</w:t>
             </w:r>
           </w:p>
         </w:tc>
@@ -851,6 +1034,69 @@
         </w:trPr>
         <w:tc>
           <w:tcPr>
+            <w:tcW w:type="dxa" w:w="1400"/>
+            <w:tcMar>
+              <w:top w:type="dxa" w:w="90"/>
+              <w:left w:type="dxa" w:w="120"/>
+              <w:bottom w:type="dxa" w:w="90"/>
+              <w:right w:type="dxa" w:w="120"/>
+            </w:tcMar>
+          </w:tcPr>
+          <w:p>
+            <w:r>
+              <w:rPr>
+                <w:color w:val="000000"/>
+                <w:sz w:val="19"/>
+                <w:szCs w:val="19"/>
+              </w:rPr>
+              <w:t xml:space="preserve">Project Raster (once, outside the model)</w:t>
+            </w:r>
+          </w:p>
+        </w:tc>
+        <w:tc>
+          <w:tcPr>
+            <w:tcW w:type="dxa" w:w="2100"/>
+            <w:tcMar>
+              <w:top w:type="dxa" w:w="90"/>
+              <w:left w:type="dxa" w:w="120"/>
+              <w:bottom w:type="dxa" w:w="90"/>
+              <w:right w:type="dxa" w:w="120"/>
+            </w:tcMar>
+          </w:tcPr>
+          <w:p>
+            <w:r>
+              <w:rPr>
+                <w:color w:val="767171"/>
+                <w:sz w:val="19"/>
+                <w:szCs w:val="19"/>
+              </w:rPr>
+              <w:t xml:space="preserve"> </w:t>
+            </w:r>
+          </w:p>
+        </w:tc>
+        <w:tc>
+          <w:tcPr>
+            <w:tcW w:type="dxa" w:w="2100"/>
+            <w:tcMar>
+              <w:top w:type="dxa" w:w="90"/>
+              <w:left w:type="dxa" w:w="120"/>
+              <w:bottom w:type="dxa" w:w="90"/>
+              <w:right w:type="dxa" w:w="120"/>
+            </w:tcMar>
+          </w:tcPr>
+          <w:p>
+            <w:r>
+              <w:rPr>
+                <w:color w:val="767171"/>
+                <w:sz w:val="19"/>
+                <w:szCs w:val="19"/>
+              </w:rPr>
+              <w:t xml:space="preserve"> </w:t>
+            </w:r>
+          </w:p>
+        </w:tc>
+        <w:tc>
+          <w:tcPr>
             <w:tcW w:type="dxa" w:w="1500"/>
             <w:tcMar>
               <w:top w:type="dxa" w:w="90"/>
@@ -862,80 +1108,38 @@
           <w:p>
             <w:r>
               <w:rPr>
-                <w:color w:val="000000"/>
-                <w:sz w:val="19"/>
-                <w:szCs w:val="19"/>
-              </w:rPr>
-              <w:t xml:space="preserve">Project Raster (once, outside the model)</w:t>
-            </w:r>
-          </w:p>
-        </w:tc>
-        <w:tc>
-          <w:tcPr>
-            <w:tcW w:type="dxa" w:w="2300"/>
-            <w:tcMar>
-              <w:top w:type="dxa" w:w="90"/>
-              <w:left w:type="dxa" w:w="120"/>
-              <w:bottom w:type="dxa" w:w="90"/>
-              <w:right w:type="dxa" w:w="120"/>
-            </w:tcMar>
-          </w:tcPr>
-          <w:p>
-            <w:r>
-              <w:rPr>
-                <w:color w:val="767171"/>
-                <w:sz w:val="19"/>
-                <w:szCs w:val="19"/>
-              </w:rPr>
-              <w:t xml:space="preserve"> </w:t>
-            </w:r>
-          </w:p>
-        </w:tc>
-        <w:tc>
-          <w:tcPr>
-            <w:tcW w:type="dxa" w:w="2300"/>
-            <w:tcMar>
-              <w:top w:type="dxa" w:w="90"/>
-              <w:left w:type="dxa" w:w="120"/>
-              <w:bottom w:type="dxa" w:w="90"/>
-              <w:right w:type="dxa" w:w="120"/>
-            </w:tcMar>
-          </w:tcPr>
-          <w:p>
-            <w:r>
-              <w:rPr>
-                <w:color w:val="767171"/>
-                <w:sz w:val="19"/>
-                <w:szCs w:val="19"/>
-              </w:rPr>
-              <w:t xml:space="preserve"> </w:t>
-            </w:r>
-          </w:p>
-        </w:tc>
-        <w:tc>
-          <w:tcPr>
-            <w:tcW w:type="dxa" w:w="1700"/>
-            <w:tcMar>
-              <w:top w:type="dxa" w:w="90"/>
-              <w:left w:type="dxa" w:w="120"/>
-              <w:bottom w:type="dxa" w:w="90"/>
-              <w:right w:type="dxa" w:w="120"/>
-            </w:tcMar>
-          </w:tcPr>
-          <w:p>
-            <w:r>
-              <w:rPr>
-                <w:color w:val="767171"/>
-                <w:sz w:val="19"/>
-                <w:szCs w:val="19"/>
-              </w:rPr>
-              <w:t xml:space="preserve"> </w:t>
-            </w:r>
-          </w:p>
-        </w:tc>
-        <w:tc>
-          <w:tcPr>
-            <w:tcW w:type="dxa" w:w="1560"/>
+                <w:color w:val="767171"/>
+                <w:sz w:val="19"/>
+                <w:szCs w:val="19"/>
+              </w:rPr>
+              <w:t xml:space="preserve"> </w:t>
+            </w:r>
+          </w:p>
+        </w:tc>
+        <w:tc>
+          <w:tcPr>
+            <w:tcW w:type="dxa" w:w="1000"/>
+            <w:tcMar>
+              <w:top w:type="dxa" w:w="90"/>
+              <w:left w:type="dxa" w:w="120"/>
+              <w:bottom w:type="dxa" w:w="90"/>
+              <w:right w:type="dxa" w:w="120"/>
+            </w:tcMar>
+          </w:tcPr>
+          <w:p>
+            <w:r>
+              <w:rPr>
+                <w:color w:val="767171"/>
+                <w:sz w:val="19"/>
+                <w:szCs w:val="19"/>
+              </w:rPr>
+              <w:t xml:space="preserve"> </w:t>
+            </w:r>
+          </w:p>
+        </w:tc>
+        <w:tc>
+          <w:tcPr>
+            <w:tcW w:type="dxa" w:w="1260"/>
             <w:tcMar>
               <w:top w:type="dxa" w:w="90"/>
               <w:left w:type="dxa" w:w="120"/>
@@ -961,6 +1165,72 @@
         </w:trPr>
         <w:tc>
           <w:tcPr>
+            <w:tcW w:type="dxa" w:w="1400"/>
+            <w:shd w:fill="F2F2F2" w:color="auto" w:val="clear"/>
+            <w:tcMar>
+              <w:top w:type="dxa" w:w="90"/>
+              <w:left w:type="dxa" w:w="120"/>
+              <w:bottom w:type="dxa" w:w="90"/>
+              <w:right w:type="dxa" w:w="120"/>
+            </w:tcMar>
+          </w:tcPr>
+          <w:p>
+            <w:r>
+              <w:rPr>
+                <w:color w:val="000000"/>
+                <w:sz w:val="19"/>
+                <w:szCs w:val="19"/>
+              </w:rPr>
+              <w:t xml:space="preserve">Fill</w:t>
+            </w:r>
+          </w:p>
+        </w:tc>
+        <w:tc>
+          <w:tcPr>
+            <w:tcW w:type="dxa" w:w="2100"/>
+            <w:shd w:fill="F2F2F2" w:color="auto" w:val="clear"/>
+            <w:tcMar>
+              <w:top w:type="dxa" w:w="90"/>
+              <w:left w:type="dxa" w:w="120"/>
+              <w:bottom w:type="dxa" w:w="90"/>
+              <w:right w:type="dxa" w:w="120"/>
+            </w:tcMar>
+          </w:tcPr>
+          <w:p>
+            <w:r>
+              <w:rPr>
+                <w:color w:val="767171"/>
+                <w:sz w:val="19"/>
+                <w:szCs w:val="19"/>
+              </w:rPr>
+              <w:t xml:space="preserve"> </w:t>
+            </w:r>
+          </w:p>
+        </w:tc>
+        <w:tc>
+          <w:tcPr>
+            <w:tcW w:type="dxa" w:w="2100"/>
+            <w:shd w:fill="F2F2F2" w:color="auto" w:val="clear"/>
+            <w:tcMar>
+              <w:top w:type="dxa" w:w="90"/>
+              <w:left w:type="dxa" w:w="120"/>
+              <w:bottom w:type="dxa" w:w="90"/>
+              <w:right w:type="dxa" w:w="120"/>
+            </w:tcMar>
+          </w:tcPr>
+          <w:p>
+            <w:r>
+              <w:rPr>
+                <w:color w:val="767171"/>
+                <w:sz w:val="19"/>
+                <w:szCs w:val="19"/>
+              </w:rPr>
+              <w:t xml:space="preserve"> </w:t>
+            </w:r>
+          </w:p>
+        </w:tc>
+        <w:tc>
+          <w:tcPr>
             <w:tcW w:type="dxa" w:w="1500"/>
             <w:shd w:fill="F2F2F2" w:color="auto" w:val="clear"/>
             <w:tcMar>
@@ -973,17 +1243,17 @@
           <w:p>
             <w:r>
               <w:rPr>
-                <w:color w:val="000000"/>
-                <w:sz w:val="19"/>
-                <w:szCs w:val="19"/>
-              </w:rPr>
-              <w:t xml:space="preserve">Fill</w:t>
-            </w:r>
-          </w:p>
-        </w:tc>
-        <w:tc>
-          <w:tcPr>
-            <w:tcW w:type="dxa" w:w="2300"/>
+                <w:color w:val="767171"/>
+                <w:sz w:val="19"/>
+                <w:szCs w:val="19"/>
+              </w:rPr>
+              <w:t xml:space="preserve"> </w:t>
+            </w:r>
+          </w:p>
+        </w:tc>
+        <w:tc>
+          <w:tcPr>
+            <w:tcW w:type="dxa" w:w="1000"/>
             <w:shd w:fill="F2F2F2" w:color="auto" w:val="clear"/>
             <w:tcMar>
               <w:top w:type="dxa" w:w="90"/>
@@ -1005,51 +1275,7 @@
         </w:tc>
         <w:tc>
           <w:tcPr>
-            <w:tcW w:type="dxa" w:w="2300"/>
-            <w:shd w:fill="F2F2F2" w:color="auto" w:val="clear"/>
-            <w:tcMar>
-              <w:top w:type="dxa" w:w="90"/>
-              <w:left w:type="dxa" w:w="120"/>
-              <w:bottom w:type="dxa" w:w="90"/>
-              <w:right w:type="dxa" w:w="120"/>
-            </w:tcMar>
-          </w:tcPr>
-          <w:p>
-            <w:r>
-              <w:rPr>
-                <w:color w:val="767171"/>
-                <w:sz w:val="19"/>
-                <w:szCs w:val="19"/>
-              </w:rPr>
-              <w:t xml:space="preserve"> </w:t>
-            </w:r>
-          </w:p>
-        </w:tc>
-        <w:tc>
-          <w:tcPr>
-            <w:tcW w:type="dxa" w:w="1700"/>
-            <w:shd w:fill="F2F2F2" w:color="auto" w:val="clear"/>
-            <w:tcMar>
-              <w:top w:type="dxa" w:w="90"/>
-              <w:left w:type="dxa" w:w="120"/>
-              <w:bottom w:type="dxa" w:w="90"/>
-              <w:right w:type="dxa" w:w="120"/>
-            </w:tcMar>
-          </w:tcPr>
-          <w:p>
-            <w:r>
-              <w:rPr>
-                <w:color w:val="767171"/>
-                <w:sz w:val="19"/>
-                <w:szCs w:val="19"/>
-              </w:rPr>
-              <w:t xml:space="preserve"> </w:t>
-            </w:r>
-          </w:p>
-        </w:tc>
-        <w:tc>
-          <w:tcPr>
-            <w:tcW w:type="dxa" w:w="1560"/>
+            <w:tcW w:type="dxa" w:w="1260"/>
             <w:shd w:fill="F2F2F2" w:color="auto" w:val="clear"/>
             <w:tcMar>
               <w:top w:type="dxa" w:w="90"/>
@@ -1076,6 +1302,69 @@
         </w:trPr>
         <w:tc>
           <w:tcPr>
+            <w:tcW w:type="dxa" w:w="1400"/>
+            <w:tcMar>
+              <w:top w:type="dxa" w:w="90"/>
+              <w:left w:type="dxa" w:w="120"/>
+              <w:bottom w:type="dxa" w:w="90"/>
+              <w:right w:type="dxa" w:w="120"/>
+            </w:tcMar>
+          </w:tcPr>
+          <w:p>
+            <w:r>
+              <w:rPr>
+                <w:color w:val="000000"/>
+                <w:sz w:val="19"/>
+                <w:szCs w:val="19"/>
+              </w:rPr>
+              <w:t xml:space="preserve">Flow Direction</w:t>
+            </w:r>
+          </w:p>
+        </w:tc>
+        <w:tc>
+          <w:tcPr>
+            <w:tcW w:type="dxa" w:w="2100"/>
+            <w:tcMar>
+              <w:top w:type="dxa" w:w="90"/>
+              <w:left w:type="dxa" w:w="120"/>
+              <w:bottom w:type="dxa" w:w="90"/>
+              <w:right w:type="dxa" w:w="120"/>
+            </w:tcMar>
+          </w:tcPr>
+          <w:p>
+            <w:r>
+              <w:rPr>
+                <w:color w:val="767171"/>
+                <w:sz w:val="19"/>
+                <w:szCs w:val="19"/>
+              </w:rPr>
+              <w:t xml:space="preserve"> </w:t>
+            </w:r>
+          </w:p>
+        </w:tc>
+        <w:tc>
+          <w:tcPr>
+            <w:tcW w:type="dxa" w:w="2100"/>
+            <w:tcMar>
+              <w:top w:type="dxa" w:w="90"/>
+              <w:left w:type="dxa" w:w="120"/>
+              <w:bottom w:type="dxa" w:w="90"/>
+              <w:right w:type="dxa" w:w="120"/>
+            </w:tcMar>
+          </w:tcPr>
+          <w:p>
+            <w:r>
+              <w:rPr>
+                <w:color w:val="767171"/>
+                <w:sz w:val="19"/>
+                <w:szCs w:val="19"/>
+              </w:rPr>
+              <w:t xml:space="preserve"> </w:t>
+            </w:r>
+          </w:p>
+        </w:tc>
+        <w:tc>
+          <w:tcPr>
             <w:tcW w:type="dxa" w:w="1500"/>
             <w:tcMar>
               <w:top w:type="dxa" w:w="90"/>
@@ -1087,80 +1376,38 @@
           <w:p>
             <w:r>
               <w:rPr>
-                <w:color w:val="000000"/>
-                <w:sz w:val="19"/>
-                <w:szCs w:val="19"/>
-              </w:rPr>
-              <w:t xml:space="preserve">Flow Direction</w:t>
-            </w:r>
-          </w:p>
-        </w:tc>
-        <w:tc>
-          <w:tcPr>
-            <w:tcW w:type="dxa" w:w="2300"/>
-            <w:tcMar>
-              <w:top w:type="dxa" w:w="90"/>
-              <w:left w:type="dxa" w:w="120"/>
-              <w:bottom w:type="dxa" w:w="90"/>
-              <w:right w:type="dxa" w:w="120"/>
-            </w:tcMar>
-          </w:tcPr>
-          <w:p>
-            <w:r>
-              <w:rPr>
-                <w:color w:val="767171"/>
-                <w:sz w:val="19"/>
-                <w:szCs w:val="19"/>
-              </w:rPr>
-              <w:t xml:space="preserve"> </w:t>
-            </w:r>
-          </w:p>
-        </w:tc>
-        <w:tc>
-          <w:tcPr>
-            <w:tcW w:type="dxa" w:w="2300"/>
-            <w:tcMar>
-              <w:top w:type="dxa" w:w="90"/>
-              <w:left w:type="dxa" w:w="120"/>
-              <w:bottom w:type="dxa" w:w="90"/>
-              <w:right w:type="dxa" w:w="120"/>
-            </w:tcMar>
-          </w:tcPr>
-          <w:p>
-            <w:r>
-              <w:rPr>
-                <w:color w:val="767171"/>
-                <w:sz w:val="19"/>
-                <w:szCs w:val="19"/>
-              </w:rPr>
-              <w:t xml:space="preserve"> </w:t>
-            </w:r>
-          </w:p>
-        </w:tc>
-        <w:tc>
-          <w:tcPr>
-            <w:tcW w:type="dxa" w:w="1700"/>
-            <w:tcMar>
-              <w:top w:type="dxa" w:w="90"/>
-              <w:left w:type="dxa" w:w="120"/>
-              <w:bottom w:type="dxa" w:w="90"/>
-              <w:right w:type="dxa" w:w="120"/>
-            </w:tcMar>
-          </w:tcPr>
-          <w:p>
-            <w:r>
-              <w:rPr>
-                <w:color w:val="767171"/>
-                <w:sz w:val="19"/>
-                <w:szCs w:val="19"/>
-              </w:rPr>
-              <w:t xml:space="preserve"> </w:t>
-            </w:r>
-          </w:p>
-        </w:tc>
-        <w:tc>
-          <w:tcPr>
-            <w:tcW w:type="dxa" w:w="1560"/>
+                <w:color w:val="767171"/>
+                <w:sz w:val="19"/>
+                <w:szCs w:val="19"/>
+              </w:rPr>
+              <w:t xml:space="preserve"> </w:t>
+            </w:r>
+          </w:p>
+        </w:tc>
+        <w:tc>
+          <w:tcPr>
+            <w:tcW w:type="dxa" w:w="1000"/>
+            <w:tcMar>
+              <w:top w:type="dxa" w:w="90"/>
+              <w:left w:type="dxa" w:w="120"/>
+              <w:bottom w:type="dxa" w:w="90"/>
+              <w:right w:type="dxa" w:w="120"/>
+            </w:tcMar>
+          </w:tcPr>
+          <w:p>
+            <w:r>
+              <w:rPr>
+                <w:color w:val="767171"/>
+                <w:sz w:val="19"/>
+                <w:szCs w:val="19"/>
+              </w:rPr>
+              <w:t xml:space="preserve"> </w:t>
+            </w:r>
+          </w:p>
+        </w:tc>
+        <w:tc>
+          <w:tcPr>
+            <w:tcW w:type="dxa" w:w="1260"/>
             <w:tcMar>
               <w:top w:type="dxa" w:w="90"/>
               <w:left w:type="dxa" w:w="120"/>
@@ -1186,6 +1433,72 @@
         </w:trPr>
         <w:tc>
           <w:tcPr>
+            <w:tcW w:type="dxa" w:w="1400"/>
+            <w:shd w:fill="F2F2F2" w:color="auto" w:val="clear"/>
+            <w:tcMar>
+              <w:top w:type="dxa" w:w="90"/>
+              <w:left w:type="dxa" w:w="120"/>
+              <w:bottom w:type="dxa" w:w="90"/>
+              <w:right w:type="dxa" w:w="120"/>
+            </w:tcMar>
+          </w:tcPr>
+          <w:p>
+            <w:r>
+              <w:rPr>
+                <w:color w:val="000000"/>
+                <w:sz w:val="19"/>
+                <w:szCs w:val="19"/>
+              </w:rPr>
+              <w:t xml:space="preserve">Flow Accumulation</w:t>
+            </w:r>
+          </w:p>
+        </w:tc>
+        <w:tc>
+          <w:tcPr>
+            <w:tcW w:type="dxa" w:w="2100"/>
+            <w:shd w:fill="F2F2F2" w:color="auto" w:val="clear"/>
+            <w:tcMar>
+              <w:top w:type="dxa" w:w="90"/>
+              <w:left w:type="dxa" w:w="120"/>
+              <w:bottom w:type="dxa" w:w="90"/>
+              <w:right w:type="dxa" w:w="120"/>
+            </w:tcMar>
+          </w:tcPr>
+          <w:p>
+            <w:r>
+              <w:rPr>
+                <w:color w:val="767171"/>
+                <w:sz w:val="19"/>
+                <w:szCs w:val="19"/>
+              </w:rPr>
+              <w:t xml:space="preserve"> </w:t>
+            </w:r>
+          </w:p>
+        </w:tc>
+        <w:tc>
+          <w:tcPr>
+            <w:tcW w:type="dxa" w:w="2100"/>
+            <w:shd w:fill="F2F2F2" w:color="auto" w:val="clear"/>
+            <w:tcMar>
+              <w:top w:type="dxa" w:w="90"/>
+              <w:left w:type="dxa" w:w="120"/>
+              <w:bottom w:type="dxa" w:w="90"/>
+              <w:right w:type="dxa" w:w="120"/>
+            </w:tcMar>
+          </w:tcPr>
+          <w:p>
+            <w:r>
+              <w:rPr>
+                <w:color w:val="767171"/>
+                <w:sz w:val="19"/>
+                <w:szCs w:val="19"/>
+              </w:rPr>
+              <w:t xml:space="preserve"> </w:t>
+            </w:r>
+          </w:p>
+        </w:tc>
+        <w:tc>
+          <w:tcPr>
             <w:tcW w:type="dxa" w:w="1500"/>
             <w:shd w:fill="F2F2F2" w:color="auto" w:val="clear"/>
             <w:tcMar>
@@ -1198,17 +1511,17 @@
           <w:p>
             <w:r>
               <w:rPr>
-                <w:color w:val="000000"/>
-                <w:sz w:val="19"/>
-                <w:szCs w:val="19"/>
-              </w:rPr>
-              <w:t xml:space="preserve">Flow Accumulation</w:t>
-            </w:r>
-          </w:p>
-        </w:tc>
-        <w:tc>
-          <w:tcPr>
-            <w:tcW w:type="dxa" w:w="2300"/>
+                <w:color w:val="767171"/>
+                <w:sz w:val="19"/>
+                <w:szCs w:val="19"/>
+              </w:rPr>
+              <w:t xml:space="preserve"> </w:t>
+            </w:r>
+          </w:p>
+        </w:tc>
+        <w:tc>
+          <w:tcPr>
+            <w:tcW w:type="dxa" w:w="1000"/>
             <w:shd w:fill="F2F2F2" w:color="auto" w:val="clear"/>
             <w:tcMar>
               <w:top w:type="dxa" w:w="90"/>
@@ -1230,51 +1543,7 @@
         </w:tc>
         <w:tc>
           <w:tcPr>
-            <w:tcW w:type="dxa" w:w="2300"/>
-            <w:shd w:fill="F2F2F2" w:color="auto" w:val="clear"/>
-            <w:tcMar>
-              <w:top w:type="dxa" w:w="90"/>
-              <w:left w:type="dxa" w:w="120"/>
-              <w:bottom w:type="dxa" w:w="90"/>
-              <w:right w:type="dxa" w:w="120"/>
-            </w:tcMar>
-          </w:tcPr>
-          <w:p>
-            <w:r>
-              <w:rPr>
-                <w:color w:val="767171"/>
-                <w:sz w:val="19"/>
-                <w:szCs w:val="19"/>
-              </w:rPr>
-              <w:t xml:space="preserve"> </w:t>
-            </w:r>
-          </w:p>
-        </w:tc>
-        <w:tc>
-          <w:tcPr>
-            <w:tcW w:type="dxa" w:w="1700"/>
-            <w:shd w:fill="F2F2F2" w:color="auto" w:val="clear"/>
-            <w:tcMar>
-              <w:top w:type="dxa" w:w="90"/>
-              <w:left w:type="dxa" w:w="120"/>
-              <w:bottom w:type="dxa" w:w="90"/>
-              <w:right w:type="dxa" w:w="120"/>
-            </w:tcMar>
-          </w:tcPr>
-          <w:p>
-            <w:r>
-              <w:rPr>
-                <w:color w:val="767171"/>
-                <w:sz w:val="19"/>
-                <w:szCs w:val="19"/>
-              </w:rPr>
-              <w:t xml:space="preserve"> </w:t>
-            </w:r>
-          </w:p>
-        </w:tc>
-        <w:tc>
-          <w:tcPr>
-            <w:tcW w:type="dxa" w:w="1560"/>
+            <w:tcW w:type="dxa" w:w="1260"/>
             <w:shd w:fill="F2F2F2" w:color="auto" w:val="clear"/>
             <w:tcMar>
               <w:top w:type="dxa" w:w="90"/>
@@ -1301,6 +1570,69 @@
         </w:trPr>
         <w:tc>
           <w:tcPr>
+            <w:tcW w:type="dxa" w:w="1400"/>
+            <w:tcMar>
+              <w:top w:type="dxa" w:w="90"/>
+              <w:left w:type="dxa" w:w="120"/>
+              <w:bottom w:type="dxa" w:w="90"/>
+              <w:right w:type="dxa" w:w="120"/>
+            </w:tcMar>
+          </w:tcPr>
+          <w:p>
+            <w:r>
+              <w:rPr>
+                <w:color w:val="000000"/>
+                <w:sz w:val="19"/>
+                <w:szCs w:val="19"/>
+              </w:rPr>
+              <w:t xml:space="preserve">Snap Pour Point</w:t>
+            </w:r>
+          </w:p>
+        </w:tc>
+        <w:tc>
+          <w:tcPr>
+            <w:tcW w:type="dxa" w:w="2100"/>
+            <w:tcMar>
+              <w:top w:type="dxa" w:w="90"/>
+              <w:left w:type="dxa" w:w="120"/>
+              <w:bottom w:type="dxa" w:w="90"/>
+              <w:right w:type="dxa" w:w="120"/>
+            </w:tcMar>
+          </w:tcPr>
+          <w:p>
+            <w:r>
+              <w:rPr>
+                <w:color w:val="767171"/>
+                <w:sz w:val="19"/>
+                <w:szCs w:val="19"/>
+              </w:rPr>
+              <w:t xml:space="preserve"> </w:t>
+            </w:r>
+          </w:p>
+        </w:tc>
+        <w:tc>
+          <w:tcPr>
+            <w:tcW w:type="dxa" w:w="2100"/>
+            <w:tcMar>
+              <w:top w:type="dxa" w:w="90"/>
+              <w:left w:type="dxa" w:w="120"/>
+              <w:bottom w:type="dxa" w:w="90"/>
+              <w:right w:type="dxa" w:w="120"/>
+            </w:tcMar>
+          </w:tcPr>
+          <w:p>
+            <w:r>
+              <w:rPr>
+                <w:color w:val="767171"/>
+                <w:sz w:val="19"/>
+                <w:szCs w:val="19"/>
+              </w:rPr>
+              <w:t xml:space="preserve"> </w:t>
+            </w:r>
+          </w:p>
+        </w:tc>
+        <w:tc>
+          <w:tcPr>
             <w:tcW w:type="dxa" w:w="1500"/>
             <w:tcMar>
               <w:top w:type="dxa" w:w="90"/>
@@ -1312,80 +1644,38 @@
           <w:p>
             <w:r>
               <w:rPr>
-                <w:color w:val="000000"/>
-                <w:sz w:val="19"/>
-                <w:szCs w:val="19"/>
-              </w:rPr>
-              <w:t xml:space="preserve">Snap Pour Point</w:t>
-            </w:r>
-          </w:p>
-        </w:tc>
-        <w:tc>
-          <w:tcPr>
-            <w:tcW w:type="dxa" w:w="2300"/>
-            <w:tcMar>
-              <w:top w:type="dxa" w:w="90"/>
-              <w:left w:type="dxa" w:w="120"/>
-              <w:bottom w:type="dxa" w:w="90"/>
-              <w:right w:type="dxa" w:w="120"/>
-            </w:tcMar>
-          </w:tcPr>
-          <w:p>
-            <w:r>
-              <w:rPr>
-                <w:color w:val="767171"/>
-                <w:sz w:val="19"/>
-                <w:szCs w:val="19"/>
-              </w:rPr>
-              <w:t xml:space="preserve"> </w:t>
-            </w:r>
-          </w:p>
-        </w:tc>
-        <w:tc>
-          <w:tcPr>
-            <w:tcW w:type="dxa" w:w="2300"/>
-            <w:tcMar>
-              <w:top w:type="dxa" w:w="90"/>
-              <w:left w:type="dxa" w:w="120"/>
-              <w:bottom w:type="dxa" w:w="90"/>
-              <w:right w:type="dxa" w:w="120"/>
-            </w:tcMar>
-          </w:tcPr>
-          <w:p>
-            <w:r>
-              <w:rPr>
-                <w:color w:val="767171"/>
-                <w:sz w:val="19"/>
-                <w:szCs w:val="19"/>
-              </w:rPr>
-              <w:t xml:space="preserve"> </w:t>
-            </w:r>
-          </w:p>
-        </w:tc>
-        <w:tc>
-          <w:tcPr>
-            <w:tcW w:type="dxa" w:w="1700"/>
-            <w:tcMar>
-              <w:top w:type="dxa" w:w="90"/>
-              <w:left w:type="dxa" w:w="120"/>
-              <w:bottom w:type="dxa" w:w="90"/>
-              <w:right w:type="dxa" w:w="120"/>
-            </w:tcMar>
-          </w:tcPr>
-          <w:p>
-            <w:r>
-              <w:rPr>
-                <w:color w:val="767171"/>
-                <w:sz w:val="19"/>
-                <w:szCs w:val="19"/>
-              </w:rPr>
-              <w:t xml:space="preserve"> </w:t>
-            </w:r>
-          </w:p>
-        </w:tc>
-        <w:tc>
-          <w:tcPr>
-            <w:tcW w:type="dxa" w:w="1560"/>
+                <w:color w:val="767171"/>
+                <w:sz w:val="19"/>
+                <w:szCs w:val="19"/>
+              </w:rPr>
+              <w:t xml:space="preserve"> </w:t>
+            </w:r>
+          </w:p>
+        </w:tc>
+        <w:tc>
+          <w:tcPr>
+            <w:tcW w:type="dxa" w:w="1000"/>
+            <w:tcMar>
+              <w:top w:type="dxa" w:w="90"/>
+              <w:left w:type="dxa" w:w="120"/>
+              <w:bottom w:type="dxa" w:w="90"/>
+              <w:right w:type="dxa" w:w="120"/>
+            </w:tcMar>
+          </w:tcPr>
+          <w:p>
+            <w:r>
+              <w:rPr>
+                <w:color w:val="767171"/>
+                <w:sz w:val="19"/>
+                <w:szCs w:val="19"/>
+              </w:rPr>
+              <w:t xml:space="preserve"> </w:t>
+            </w:r>
+          </w:p>
+        </w:tc>
+        <w:tc>
+          <w:tcPr>
+            <w:tcW w:type="dxa" w:w="1260"/>
             <w:tcMar>
               <w:top w:type="dxa" w:w="90"/>
               <w:left w:type="dxa" w:w="120"/>
@@ -1411,6 +1701,72 @@
         </w:trPr>
         <w:tc>
           <w:tcPr>
+            <w:tcW w:type="dxa" w:w="1400"/>
+            <w:shd w:fill="F2F2F2" w:color="auto" w:val="clear"/>
+            <w:tcMar>
+              <w:top w:type="dxa" w:w="90"/>
+              <w:left w:type="dxa" w:w="120"/>
+              <w:bottom w:type="dxa" w:w="90"/>
+              <w:right w:type="dxa" w:w="120"/>
+            </w:tcMar>
+          </w:tcPr>
+          <w:p>
+            <w:r>
+              <w:rPr>
+                <w:color w:val="000000"/>
+                <w:sz w:val="19"/>
+                <w:szCs w:val="19"/>
+              </w:rPr>
+              <w:t xml:space="preserve">Watershed</w:t>
+            </w:r>
+          </w:p>
+        </w:tc>
+        <w:tc>
+          <w:tcPr>
+            <w:tcW w:type="dxa" w:w="2100"/>
+            <w:shd w:fill="F2F2F2" w:color="auto" w:val="clear"/>
+            <w:tcMar>
+              <w:top w:type="dxa" w:w="90"/>
+              <w:left w:type="dxa" w:w="120"/>
+              <w:bottom w:type="dxa" w:w="90"/>
+              <w:right w:type="dxa" w:w="120"/>
+            </w:tcMar>
+          </w:tcPr>
+          <w:p>
+            <w:r>
+              <w:rPr>
+                <w:color w:val="767171"/>
+                <w:sz w:val="19"/>
+                <w:szCs w:val="19"/>
+              </w:rPr>
+              <w:t xml:space="preserve"> </w:t>
+            </w:r>
+          </w:p>
+        </w:tc>
+        <w:tc>
+          <w:tcPr>
+            <w:tcW w:type="dxa" w:w="2100"/>
+            <w:shd w:fill="F2F2F2" w:color="auto" w:val="clear"/>
+            <w:tcMar>
+              <w:top w:type="dxa" w:w="90"/>
+              <w:left w:type="dxa" w:w="120"/>
+              <w:bottom w:type="dxa" w:w="90"/>
+              <w:right w:type="dxa" w:w="120"/>
+            </w:tcMar>
+          </w:tcPr>
+          <w:p>
+            <w:r>
+              <w:rPr>
+                <w:color w:val="767171"/>
+                <w:sz w:val="19"/>
+                <w:szCs w:val="19"/>
+              </w:rPr>
+              <w:t xml:space="preserve"> </w:t>
+            </w:r>
+          </w:p>
+        </w:tc>
+        <w:tc>
+          <w:tcPr>
             <w:tcW w:type="dxa" w:w="1500"/>
             <w:shd w:fill="F2F2F2" w:color="auto" w:val="clear"/>
             <w:tcMar>
@@ -1423,17 +1779,17 @@
           <w:p>
             <w:r>
               <w:rPr>
-                <w:color w:val="000000"/>
-                <w:sz w:val="19"/>
-                <w:szCs w:val="19"/>
-              </w:rPr>
-              <w:t xml:space="preserve">Watershed</w:t>
-            </w:r>
-          </w:p>
-        </w:tc>
-        <w:tc>
-          <w:tcPr>
-            <w:tcW w:type="dxa" w:w="2300"/>
+                <w:color w:val="767171"/>
+                <w:sz w:val="19"/>
+                <w:szCs w:val="19"/>
+              </w:rPr>
+              <w:t xml:space="preserve"> </w:t>
+            </w:r>
+          </w:p>
+        </w:tc>
+        <w:tc>
+          <w:tcPr>
+            <w:tcW w:type="dxa" w:w="1000"/>
             <w:shd w:fill="F2F2F2" w:color="auto" w:val="clear"/>
             <w:tcMar>
               <w:top w:type="dxa" w:w="90"/>
@@ -1455,51 +1811,7 @@
         </w:tc>
         <w:tc>
           <w:tcPr>
-            <w:tcW w:type="dxa" w:w="2300"/>
-            <w:shd w:fill="F2F2F2" w:color="auto" w:val="clear"/>
-            <w:tcMar>
-              <w:top w:type="dxa" w:w="90"/>
-              <w:left w:type="dxa" w:w="120"/>
-              <w:bottom w:type="dxa" w:w="90"/>
-              <w:right w:type="dxa" w:w="120"/>
-            </w:tcMar>
-          </w:tcPr>
-          <w:p>
-            <w:r>
-              <w:rPr>
-                <w:color w:val="767171"/>
-                <w:sz w:val="19"/>
-                <w:szCs w:val="19"/>
-              </w:rPr>
-              <w:t xml:space="preserve"> </w:t>
-            </w:r>
-          </w:p>
-        </w:tc>
-        <w:tc>
-          <w:tcPr>
-            <w:tcW w:type="dxa" w:w="1700"/>
-            <w:shd w:fill="F2F2F2" w:color="auto" w:val="clear"/>
-            <w:tcMar>
-              <w:top w:type="dxa" w:w="90"/>
-              <w:left w:type="dxa" w:w="120"/>
-              <w:bottom w:type="dxa" w:w="90"/>
-              <w:right w:type="dxa" w:w="120"/>
-            </w:tcMar>
-          </w:tcPr>
-          <w:p>
-            <w:r>
-              <w:rPr>
-                <w:color w:val="767171"/>
-                <w:sz w:val="19"/>
-                <w:szCs w:val="19"/>
-              </w:rPr>
-              <w:t xml:space="preserve"> </w:t>
-            </w:r>
-          </w:p>
-        </w:tc>
-        <w:tc>
-          <w:tcPr>
-            <w:tcW w:type="dxa" w:w="1560"/>
+            <w:tcW w:type="dxa" w:w="1260"/>
             <w:shd w:fill="F2F2F2" w:color="auto" w:val="clear"/>
             <w:tcMar>
               <w:top w:type="dxa" w:w="90"/>
@@ -1526,6 +1838,69 @@
         </w:trPr>
         <w:tc>
           <w:tcPr>
+            <w:tcW w:type="dxa" w:w="1400"/>
+            <w:tcMar>
+              <w:top w:type="dxa" w:w="90"/>
+              <w:left w:type="dxa" w:w="120"/>
+              <w:bottom w:type="dxa" w:w="90"/>
+              <w:right w:type="dxa" w:w="120"/>
+            </w:tcMar>
+          </w:tcPr>
+          <w:p>
+            <w:r>
+              <w:rPr>
+                <w:color w:val="000000"/>
+                <w:sz w:val="19"/>
+                <w:szCs w:val="19"/>
+              </w:rPr>
+              <w:t xml:space="preserve">Raster to Polygon</w:t>
+            </w:r>
+          </w:p>
+        </w:tc>
+        <w:tc>
+          <w:tcPr>
+            <w:tcW w:type="dxa" w:w="2100"/>
+            <w:tcMar>
+              <w:top w:type="dxa" w:w="90"/>
+              <w:left w:type="dxa" w:w="120"/>
+              <w:bottom w:type="dxa" w:w="90"/>
+              <w:right w:type="dxa" w:w="120"/>
+            </w:tcMar>
+          </w:tcPr>
+          <w:p>
+            <w:r>
+              <w:rPr>
+                <w:color w:val="767171"/>
+                <w:sz w:val="19"/>
+                <w:szCs w:val="19"/>
+              </w:rPr>
+              <w:t xml:space="preserve"> </w:t>
+            </w:r>
+          </w:p>
+        </w:tc>
+        <w:tc>
+          <w:tcPr>
+            <w:tcW w:type="dxa" w:w="2100"/>
+            <w:tcMar>
+              <w:top w:type="dxa" w:w="90"/>
+              <w:left w:type="dxa" w:w="120"/>
+              <w:bottom w:type="dxa" w:w="90"/>
+              <w:right w:type="dxa" w:w="120"/>
+            </w:tcMar>
+          </w:tcPr>
+          <w:p>
+            <w:r>
+              <w:rPr>
+                <w:color w:val="767171"/>
+                <w:sz w:val="19"/>
+                <w:szCs w:val="19"/>
+              </w:rPr>
+              <w:t xml:space="preserve"> </w:t>
+            </w:r>
+          </w:p>
+        </w:tc>
+        <w:tc>
+          <w:tcPr>
             <w:tcW w:type="dxa" w:w="1500"/>
             <w:tcMar>
               <w:top w:type="dxa" w:w="90"/>
@@ -1537,80 +1912,38 @@
           <w:p>
             <w:r>
               <w:rPr>
-                <w:color w:val="000000"/>
-                <w:sz w:val="19"/>
-                <w:szCs w:val="19"/>
-              </w:rPr>
-              <w:t xml:space="preserve">Raster to Polygon</w:t>
-            </w:r>
-          </w:p>
-        </w:tc>
-        <w:tc>
-          <w:tcPr>
-            <w:tcW w:type="dxa" w:w="2300"/>
-            <w:tcMar>
-              <w:top w:type="dxa" w:w="90"/>
-              <w:left w:type="dxa" w:w="120"/>
-              <w:bottom w:type="dxa" w:w="90"/>
-              <w:right w:type="dxa" w:w="120"/>
-            </w:tcMar>
-          </w:tcPr>
-          <w:p>
-            <w:r>
-              <w:rPr>
-                <w:color w:val="767171"/>
-                <w:sz w:val="19"/>
-                <w:szCs w:val="19"/>
-              </w:rPr>
-              <w:t xml:space="preserve"> </w:t>
-            </w:r>
-          </w:p>
-        </w:tc>
-        <w:tc>
-          <w:tcPr>
-            <w:tcW w:type="dxa" w:w="2300"/>
-            <w:tcMar>
-              <w:top w:type="dxa" w:w="90"/>
-              <w:left w:type="dxa" w:w="120"/>
-              <w:bottom w:type="dxa" w:w="90"/>
-              <w:right w:type="dxa" w:w="120"/>
-            </w:tcMar>
-          </w:tcPr>
-          <w:p>
-            <w:r>
-              <w:rPr>
-                <w:color w:val="767171"/>
-                <w:sz w:val="19"/>
-                <w:szCs w:val="19"/>
-              </w:rPr>
-              <w:t xml:space="preserve"> </w:t>
-            </w:r>
-          </w:p>
-        </w:tc>
-        <w:tc>
-          <w:tcPr>
-            <w:tcW w:type="dxa" w:w="1700"/>
-            <w:tcMar>
-              <w:top w:type="dxa" w:w="90"/>
-              <w:left w:type="dxa" w:w="120"/>
-              <w:bottom w:type="dxa" w:w="90"/>
-              <w:right w:type="dxa" w:w="120"/>
-            </w:tcMar>
-          </w:tcPr>
-          <w:p>
-            <w:r>
-              <w:rPr>
-                <w:color w:val="767171"/>
-                <w:sz w:val="19"/>
-                <w:szCs w:val="19"/>
-              </w:rPr>
-              <w:t xml:space="preserve"> </w:t>
-            </w:r>
-          </w:p>
-        </w:tc>
-        <w:tc>
-          <w:tcPr>
-            <w:tcW w:type="dxa" w:w="1560"/>
+                <w:color w:val="767171"/>
+                <w:sz w:val="19"/>
+                <w:szCs w:val="19"/>
+              </w:rPr>
+              <w:t xml:space="preserve"> </w:t>
+            </w:r>
+          </w:p>
+        </w:tc>
+        <w:tc>
+          <w:tcPr>
+            <w:tcW w:type="dxa" w:w="1000"/>
+            <w:tcMar>
+              <w:top w:type="dxa" w:w="90"/>
+              <w:left w:type="dxa" w:w="120"/>
+              <w:bottom w:type="dxa" w:w="90"/>
+              <w:right w:type="dxa" w:w="120"/>
+            </w:tcMar>
+          </w:tcPr>
+          <w:p>
+            <w:r>
+              <w:rPr>
+                <w:color w:val="767171"/>
+                <w:sz w:val="19"/>
+                <w:szCs w:val="19"/>
+              </w:rPr>
+              <w:t xml:space="preserve"> </w:t>
+            </w:r>
+          </w:p>
+        </w:tc>
+        <w:tc>
+          <w:tcPr>
+            <w:tcW w:type="dxa" w:w="1260"/>
             <w:tcMar>
               <w:top w:type="dxa" w:w="90"/>
               <w:left w:type="dxa" w:w="120"/>
@@ -1636,6 +1969,72 @@
         </w:trPr>
         <w:tc>
           <w:tcPr>
+            <w:tcW w:type="dxa" w:w="1400"/>
+            <w:shd w:fill="F2F2F2" w:color="auto" w:val="clear"/>
+            <w:tcMar>
+              <w:top w:type="dxa" w:w="90"/>
+              <w:left w:type="dxa" w:w="120"/>
+              <w:bottom w:type="dxa" w:w="90"/>
+              <w:right w:type="dxa" w:w="120"/>
+            </w:tcMar>
+          </w:tcPr>
+          <w:p>
+            <w:r>
+              <w:rPr>
+                <w:color w:val="000000"/>
+                <w:sz w:val="19"/>
+                <w:szCs w:val="19"/>
+              </w:rPr>
+              <w:t xml:space="preserve">Raster Calculator</w:t>
+            </w:r>
+          </w:p>
+        </w:tc>
+        <w:tc>
+          <w:tcPr>
+            <w:tcW w:type="dxa" w:w="2100"/>
+            <w:shd w:fill="F2F2F2" w:color="auto" w:val="clear"/>
+            <w:tcMar>
+              <w:top w:type="dxa" w:w="90"/>
+              <w:left w:type="dxa" w:w="120"/>
+              <w:bottom w:type="dxa" w:w="90"/>
+              <w:right w:type="dxa" w:w="120"/>
+            </w:tcMar>
+          </w:tcPr>
+          <w:p>
+            <w:r>
+              <w:rPr>
+                <w:color w:val="767171"/>
+                <w:sz w:val="19"/>
+                <w:szCs w:val="19"/>
+              </w:rPr>
+              <w:t xml:space="preserve"> </w:t>
+            </w:r>
+          </w:p>
+        </w:tc>
+        <w:tc>
+          <w:tcPr>
+            <w:tcW w:type="dxa" w:w="2100"/>
+            <w:shd w:fill="F2F2F2" w:color="auto" w:val="clear"/>
+            <w:tcMar>
+              <w:top w:type="dxa" w:w="90"/>
+              <w:left w:type="dxa" w:w="120"/>
+              <w:bottom w:type="dxa" w:w="90"/>
+              <w:right w:type="dxa" w:w="120"/>
+            </w:tcMar>
+          </w:tcPr>
+          <w:p>
+            <w:r>
+              <w:rPr>
+                <w:color w:val="767171"/>
+                <w:sz w:val="19"/>
+                <w:szCs w:val="19"/>
+              </w:rPr>
+              <w:t xml:space="preserve"> </w:t>
+            </w:r>
+          </w:p>
+        </w:tc>
+        <w:tc>
+          <w:tcPr>
             <w:tcW w:type="dxa" w:w="1500"/>
             <w:shd w:fill="F2F2F2" w:color="auto" w:val="clear"/>
             <w:tcMar>
@@ -1648,17 +2047,17 @@
           <w:p>
             <w:r>
               <w:rPr>
-                <w:color w:val="000000"/>
-                <w:sz w:val="19"/>
-                <w:szCs w:val="19"/>
-              </w:rPr>
-              <w:t xml:space="preserve">Raster Calculator</w:t>
-            </w:r>
-          </w:p>
-        </w:tc>
-        <w:tc>
-          <w:tcPr>
-            <w:tcW w:type="dxa" w:w="2300"/>
+                <w:color w:val="767171"/>
+                <w:sz w:val="19"/>
+                <w:szCs w:val="19"/>
+              </w:rPr>
+              <w:t xml:space="preserve"> </w:t>
+            </w:r>
+          </w:p>
+        </w:tc>
+        <w:tc>
+          <w:tcPr>
+            <w:tcW w:type="dxa" w:w="1000"/>
             <w:shd w:fill="F2F2F2" w:color="auto" w:val="clear"/>
             <w:tcMar>
               <w:top w:type="dxa" w:w="90"/>
@@ -1680,51 +2079,7 @@
         </w:tc>
         <w:tc>
           <w:tcPr>
-            <w:tcW w:type="dxa" w:w="2300"/>
-            <w:shd w:fill="F2F2F2" w:color="auto" w:val="clear"/>
-            <w:tcMar>
-              <w:top w:type="dxa" w:w="90"/>
-              <w:left w:type="dxa" w:w="120"/>
-              <w:bottom w:type="dxa" w:w="90"/>
-              <w:right w:type="dxa" w:w="120"/>
-            </w:tcMar>
-          </w:tcPr>
-          <w:p>
-            <w:r>
-              <w:rPr>
-                <w:color w:val="767171"/>
-                <w:sz w:val="19"/>
-                <w:szCs w:val="19"/>
-              </w:rPr>
-              <w:t xml:space="preserve"> </w:t>
-            </w:r>
-          </w:p>
-        </w:tc>
-        <w:tc>
-          <w:tcPr>
-            <w:tcW w:type="dxa" w:w="1700"/>
-            <w:shd w:fill="F2F2F2" w:color="auto" w:val="clear"/>
-            <w:tcMar>
-              <w:top w:type="dxa" w:w="90"/>
-              <w:left w:type="dxa" w:w="120"/>
-              <w:bottom w:type="dxa" w:w="90"/>
-              <w:right w:type="dxa" w:w="120"/>
-            </w:tcMar>
-          </w:tcPr>
-          <w:p>
-            <w:r>
-              <w:rPr>
-                <w:color w:val="767171"/>
-                <w:sz w:val="19"/>
-                <w:szCs w:val="19"/>
-              </w:rPr>
-              <w:t xml:space="preserve"> </w:t>
-            </w:r>
-          </w:p>
-        </w:tc>
-        <w:tc>
-          <w:tcPr>
-            <w:tcW w:type="dxa" w:w="1560"/>
+            <w:tcW w:type="dxa" w:w="1260"/>
             <w:shd w:fill="F2F2F2" w:color="auto" w:val="clear"/>
             <w:tcMar>
               <w:top w:type="dxa" w:w="90"/>
@@ -1751,6 +2106,69 @@
         </w:trPr>
         <w:tc>
           <w:tcPr>
+            <w:tcW w:type="dxa" w:w="1400"/>
+            <w:tcMar>
+              <w:top w:type="dxa" w:w="90"/>
+              <w:left w:type="dxa" w:w="120"/>
+              <w:bottom w:type="dxa" w:w="90"/>
+              <w:right w:type="dxa" w:w="120"/>
+            </w:tcMar>
+          </w:tcPr>
+          <w:p>
+            <w:r>
+              <w:rPr>
+                <w:color w:val="000000"/>
+                <w:sz w:val="19"/>
+                <w:szCs w:val="19"/>
+              </w:rPr>
+              <w:t xml:space="preserve">Stream Link</w:t>
+            </w:r>
+          </w:p>
+        </w:tc>
+        <w:tc>
+          <w:tcPr>
+            <w:tcW w:type="dxa" w:w="2100"/>
+            <w:tcMar>
+              <w:top w:type="dxa" w:w="90"/>
+              <w:left w:type="dxa" w:w="120"/>
+              <w:bottom w:type="dxa" w:w="90"/>
+              <w:right w:type="dxa" w:w="120"/>
+            </w:tcMar>
+          </w:tcPr>
+          <w:p>
+            <w:r>
+              <w:rPr>
+                <w:color w:val="767171"/>
+                <w:sz w:val="19"/>
+                <w:szCs w:val="19"/>
+              </w:rPr>
+              <w:t xml:space="preserve"> </w:t>
+            </w:r>
+          </w:p>
+        </w:tc>
+        <w:tc>
+          <w:tcPr>
+            <w:tcW w:type="dxa" w:w="2100"/>
+            <w:tcMar>
+              <w:top w:type="dxa" w:w="90"/>
+              <w:left w:type="dxa" w:w="120"/>
+              <w:bottom w:type="dxa" w:w="90"/>
+              <w:right w:type="dxa" w:w="120"/>
+            </w:tcMar>
+          </w:tcPr>
+          <w:p>
+            <w:r>
+              <w:rPr>
+                <w:color w:val="767171"/>
+                <w:sz w:val="19"/>
+                <w:szCs w:val="19"/>
+              </w:rPr>
+              <w:t xml:space="preserve"> </w:t>
+            </w:r>
+          </w:p>
+        </w:tc>
+        <w:tc>
+          <w:tcPr>
             <w:tcW w:type="dxa" w:w="1500"/>
             <w:tcMar>
               <w:top w:type="dxa" w:w="90"/>
@@ -1762,80 +2180,38 @@
           <w:p>
             <w:r>
               <w:rPr>
-                <w:color w:val="000000"/>
-                <w:sz w:val="19"/>
-                <w:szCs w:val="19"/>
-              </w:rPr>
-              <w:t xml:space="preserve">Stream Link</w:t>
-            </w:r>
-          </w:p>
-        </w:tc>
-        <w:tc>
-          <w:tcPr>
-            <w:tcW w:type="dxa" w:w="2300"/>
-            <w:tcMar>
-              <w:top w:type="dxa" w:w="90"/>
-              <w:left w:type="dxa" w:w="120"/>
-              <w:bottom w:type="dxa" w:w="90"/>
-              <w:right w:type="dxa" w:w="120"/>
-            </w:tcMar>
-          </w:tcPr>
-          <w:p>
-            <w:r>
-              <w:rPr>
-                <w:color w:val="767171"/>
-                <w:sz w:val="19"/>
-                <w:szCs w:val="19"/>
-              </w:rPr>
-              <w:t xml:space="preserve"> </w:t>
-            </w:r>
-          </w:p>
-        </w:tc>
-        <w:tc>
-          <w:tcPr>
-            <w:tcW w:type="dxa" w:w="2300"/>
-            <w:tcMar>
-              <w:top w:type="dxa" w:w="90"/>
-              <w:left w:type="dxa" w:w="120"/>
-              <w:bottom w:type="dxa" w:w="90"/>
-              <w:right w:type="dxa" w:w="120"/>
-            </w:tcMar>
-          </w:tcPr>
-          <w:p>
-            <w:r>
-              <w:rPr>
-                <w:color w:val="767171"/>
-                <w:sz w:val="19"/>
-                <w:szCs w:val="19"/>
-              </w:rPr>
-              <w:t xml:space="preserve"> </w:t>
-            </w:r>
-          </w:p>
-        </w:tc>
-        <w:tc>
-          <w:tcPr>
-            <w:tcW w:type="dxa" w:w="1700"/>
-            <w:tcMar>
-              <w:top w:type="dxa" w:w="90"/>
-              <w:left w:type="dxa" w:w="120"/>
-              <w:bottom w:type="dxa" w:w="90"/>
-              <w:right w:type="dxa" w:w="120"/>
-            </w:tcMar>
-          </w:tcPr>
-          <w:p>
-            <w:r>
-              <w:rPr>
-                <w:color w:val="767171"/>
-                <w:sz w:val="19"/>
-                <w:szCs w:val="19"/>
-              </w:rPr>
-              <w:t xml:space="preserve"> </w:t>
-            </w:r>
-          </w:p>
-        </w:tc>
-        <w:tc>
-          <w:tcPr>
-            <w:tcW w:type="dxa" w:w="1560"/>
+                <w:color w:val="767171"/>
+                <w:sz w:val="19"/>
+                <w:szCs w:val="19"/>
+              </w:rPr>
+              <w:t xml:space="preserve"> </w:t>
+            </w:r>
+          </w:p>
+        </w:tc>
+        <w:tc>
+          <w:tcPr>
+            <w:tcW w:type="dxa" w:w="1000"/>
+            <w:tcMar>
+              <w:top w:type="dxa" w:w="90"/>
+              <w:left w:type="dxa" w:w="120"/>
+              <w:bottom w:type="dxa" w:w="90"/>
+              <w:right w:type="dxa" w:w="120"/>
+            </w:tcMar>
+          </w:tcPr>
+          <w:p>
+            <w:r>
+              <w:rPr>
+                <w:color w:val="767171"/>
+                <w:sz w:val="19"/>
+                <w:szCs w:val="19"/>
+              </w:rPr>
+              <w:t xml:space="preserve"> </w:t>
+            </w:r>
+          </w:p>
+        </w:tc>
+        <w:tc>
+          <w:tcPr>
+            <w:tcW w:type="dxa" w:w="1260"/>
             <w:tcMar>
               <w:top w:type="dxa" w:w="90"/>
               <w:left w:type="dxa" w:w="120"/>
@@ -1861,6 +2237,72 @@
         </w:trPr>
         <w:tc>
           <w:tcPr>
+            <w:tcW w:type="dxa" w:w="1400"/>
+            <w:shd w:fill="F2F2F2" w:color="auto" w:val="clear"/>
+            <w:tcMar>
+              <w:top w:type="dxa" w:w="90"/>
+              <w:left w:type="dxa" w:w="120"/>
+              <w:bottom w:type="dxa" w:w="90"/>
+              <w:right w:type="dxa" w:w="120"/>
+            </w:tcMar>
+          </w:tcPr>
+          <w:p>
+            <w:r>
+              <w:rPr>
+                <w:color w:val="000000"/>
+                <w:sz w:val="19"/>
+                <w:szCs w:val="19"/>
+              </w:rPr>
+              <w:t xml:space="preserve">Stream to Feature</w:t>
+            </w:r>
+          </w:p>
+        </w:tc>
+        <w:tc>
+          <w:tcPr>
+            <w:tcW w:type="dxa" w:w="2100"/>
+            <w:shd w:fill="F2F2F2" w:color="auto" w:val="clear"/>
+            <w:tcMar>
+              <w:top w:type="dxa" w:w="90"/>
+              <w:left w:type="dxa" w:w="120"/>
+              <w:bottom w:type="dxa" w:w="90"/>
+              <w:right w:type="dxa" w:w="120"/>
+            </w:tcMar>
+          </w:tcPr>
+          <w:p>
+            <w:r>
+              <w:rPr>
+                <w:color w:val="767171"/>
+                <w:sz w:val="19"/>
+                <w:szCs w:val="19"/>
+              </w:rPr>
+              <w:t xml:space="preserve"> </w:t>
+            </w:r>
+          </w:p>
+        </w:tc>
+        <w:tc>
+          <w:tcPr>
+            <w:tcW w:type="dxa" w:w="2100"/>
+            <w:shd w:fill="F2F2F2" w:color="auto" w:val="clear"/>
+            <w:tcMar>
+              <w:top w:type="dxa" w:w="90"/>
+              <w:left w:type="dxa" w:w="120"/>
+              <w:bottom w:type="dxa" w:w="90"/>
+              <w:right w:type="dxa" w:w="120"/>
+            </w:tcMar>
+          </w:tcPr>
+          <w:p>
+            <w:r>
+              <w:rPr>
+                <w:color w:val="767171"/>
+                <w:sz w:val="19"/>
+                <w:szCs w:val="19"/>
+              </w:rPr>
+              <w:t xml:space="preserve"> </w:t>
+            </w:r>
+          </w:p>
+        </w:tc>
+        <w:tc>
+          <w:tcPr>
             <w:tcW w:type="dxa" w:w="1500"/>
             <w:shd w:fill="F2F2F2" w:color="auto" w:val="clear"/>
             <w:tcMar>
@@ -1873,17 +2315,17 @@
           <w:p>
             <w:r>
               <w:rPr>
-                <w:color w:val="000000"/>
-                <w:sz w:val="19"/>
-                <w:szCs w:val="19"/>
-              </w:rPr>
-              <w:t xml:space="preserve">Stream to Feature</w:t>
-            </w:r>
-          </w:p>
-        </w:tc>
-        <w:tc>
-          <w:tcPr>
-            <w:tcW w:type="dxa" w:w="2300"/>
+                <w:color w:val="767171"/>
+                <w:sz w:val="19"/>
+                <w:szCs w:val="19"/>
+              </w:rPr>
+              <w:t xml:space="preserve"> </w:t>
+            </w:r>
+          </w:p>
+        </w:tc>
+        <w:tc>
+          <w:tcPr>
+            <w:tcW w:type="dxa" w:w="1000"/>
             <w:shd w:fill="F2F2F2" w:color="auto" w:val="clear"/>
             <w:tcMar>
               <w:top w:type="dxa" w:w="90"/>
@@ -1905,51 +2347,7 @@
         </w:tc>
         <w:tc>
           <w:tcPr>
-            <w:tcW w:type="dxa" w:w="2300"/>
-            <w:shd w:fill="F2F2F2" w:color="auto" w:val="clear"/>
-            <w:tcMar>
-              <w:top w:type="dxa" w:w="90"/>
-              <w:left w:type="dxa" w:w="120"/>
-              <w:bottom w:type="dxa" w:w="90"/>
-              <w:right w:type="dxa" w:w="120"/>
-            </w:tcMar>
-          </w:tcPr>
-          <w:p>
-            <w:r>
-              <w:rPr>
-                <w:color w:val="767171"/>
-                <w:sz w:val="19"/>
-                <w:szCs w:val="19"/>
-              </w:rPr>
-              <w:t xml:space="preserve"> </w:t>
-            </w:r>
-          </w:p>
-        </w:tc>
-        <w:tc>
-          <w:tcPr>
-            <w:tcW w:type="dxa" w:w="1700"/>
-            <w:shd w:fill="F2F2F2" w:color="auto" w:val="clear"/>
-            <w:tcMar>
-              <w:top w:type="dxa" w:w="90"/>
-              <w:left w:type="dxa" w:w="120"/>
-              <w:bottom w:type="dxa" w:w="90"/>
-              <w:right w:type="dxa" w:w="120"/>
-            </w:tcMar>
-          </w:tcPr>
-          <w:p>
-            <w:r>
-              <w:rPr>
-                <w:color w:val="767171"/>
-                <w:sz w:val="19"/>
-                <w:szCs w:val="19"/>
-              </w:rPr>
-              <w:t xml:space="preserve"> </w:t>
-            </w:r>
-          </w:p>
-        </w:tc>
-        <w:tc>
-          <w:tcPr>
-            <w:tcW w:type="dxa" w:w="1560"/>
+            <w:tcW w:type="dxa" w:w="1260"/>
             <w:shd w:fill="F2F2F2" w:color="auto" w:val="clear"/>
             <w:tcMar>
               <w:top w:type="dxa" w:w="90"/>
@@ -1976,6 +2374,69 @@
         </w:trPr>
         <w:tc>
           <w:tcPr>
+            <w:tcW w:type="dxa" w:w="1400"/>
+            <w:tcMar>
+              <w:top w:type="dxa" w:w="90"/>
+              <w:left w:type="dxa" w:w="120"/>
+              <w:bottom w:type="dxa" w:w="90"/>
+              <w:right w:type="dxa" w:w="120"/>
+            </w:tcMar>
+          </w:tcPr>
+          <w:p>
+            <w:r>
+              <w:rPr>
+                <w:color w:val="000000"/>
+                <w:sz w:val="19"/>
+                <w:szCs w:val="19"/>
+              </w:rPr>
+              <w:t xml:space="preserve">Watershed (2)</w:t>
+            </w:r>
+          </w:p>
+        </w:tc>
+        <w:tc>
+          <w:tcPr>
+            <w:tcW w:type="dxa" w:w="2100"/>
+            <w:tcMar>
+              <w:top w:type="dxa" w:w="90"/>
+              <w:left w:type="dxa" w:w="120"/>
+              <w:bottom w:type="dxa" w:w="90"/>
+              <w:right w:type="dxa" w:w="120"/>
+            </w:tcMar>
+          </w:tcPr>
+          <w:p>
+            <w:r>
+              <w:rPr>
+                <w:color w:val="767171"/>
+                <w:sz w:val="19"/>
+                <w:szCs w:val="19"/>
+              </w:rPr>
+              <w:t xml:space="preserve"> </w:t>
+            </w:r>
+          </w:p>
+        </w:tc>
+        <w:tc>
+          <w:tcPr>
+            <w:tcW w:type="dxa" w:w="2100"/>
+            <w:tcMar>
+              <w:top w:type="dxa" w:w="90"/>
+              <w:left w:type="dxa" w:w="120"/>
+              <w:bottom w:type="dxa" w:w="90"/>
+              <w:right w:type="dxa" w:w="120"/>
+            </w:tcMar>
+          </w:tcPr>
+          <w:p>
+            <w:r>
+              <w:rPr>
+                <w:color w:val="767171"/>
+                <w:sz w:val="19"/>
+                <w:szCs w:val="19"/>
+              </w:rPr>
+              <w:t xml:space="preserve"> </w:t>
+            </w:r>
+          </w:p>
+        </w:tc>
+        <w:tc>
+          <w:tcPr>
             <w:tcW w:type="dxa" w:w="1500"/>
             <w:tcMar>
               <w:top w:type="dxa" w:w="90"/>
@@ -1987,80 +2448,38 @@
           <w:p>
             <w:r>
               <w:rPr>
-                <w:color w:val="000000"/>
-                <w:sz w:val="19"/>
-                <w:szCs w:val="19"/>
-              </w:rPr>
-              <w:t xml:space="preserve">Watershed (2)</w:t>
-            </w:r>
-          </w:p>
-        </w:tc>
-        <w:tc>
-          <w:tcPr>
-            <w:tcW w:type="dxa" w:w="2300"/>
-            <w:tcMar>
-              <w:top w:type="dxa" w:w="90"/>
-              <w:left w:type="dxa" w:w="120"/>
-              <w:bottom w:type="dxa" w:w="90"/>
-              <w:right w:type="dxa" w:w="120"/>
-            </w:tcMar>
-          </w:tcPr>
-          <w:p>
-            <w:r>
-              <w:rPr>
-                <w:color w:val="767171"/>
-                <w:sz w:val="19"/>
-                <w:szCs w:val="19"/>
-              </w:rPr>
-              <w:t xml:space="preserve"> </w:t>
-            </w:r>
-          </w:p>
-        </w:tc>
-        <w:tc>
-          <w:tcPr>
-            <w:tcW w:type="dxa" w:w="2300"/>
-            <w:tcMar>
-              <w:top w:type="dxa" w:w="90"/>
-              <w:left w:type="dxa" w:w="120"/>
-              <w:bottom w:type="dxa" w:w="90"/>
-              <w:right w:type="dxa" w:w="120"/>
-            </w:tcMar>
-          </w:tcPr>
-          <w:p>
-            <w:r>
-              <w:rPr>
-                <w:color w:val="767171"/>
-                <w:sz w:val="19"/>
-                <w:szCs w:val="19"/>
-              </w:rPr>
-              <w:t xml:space="preserve"> </w:t>
-            </w:r>
-          </w:p>
-        </w:tc>
-        <w:tc>
-          <w:tcPr>
-            <w:tcW w:type="dxa" w:w="1700"/>
-            <w:tcMar>
-              <w:top w:type="dxa" w:w="90"/>
-              <w:left w:type="dxa" w:w="120"/>
-              <w:bottom w:type="dxa" w:w="90"/>
-              <w:right w:type="dxa" w:w="120"/>
-            </w:tcMar>
-          </w:tcPr>
-          <w:p>
-            <w:r>
-              <w:rPr>
-                <w:color w:val="767171"/>
-                <w:sz w:val="19"/>
-                <w:szCs w:val="19"/>
-              </w:rPr>
-              <w:t xml:space="preserve"> </w:t>
-            </w:r>
-          </w:p>
-        </w:tc>
-        <w:tc>
-          <w:tcPr>
-            <w:tcW w:type="dxa" w:w="1560"/>
+                <w:color w:val="767171"/>
+                <w:sz w:val="19"/>
+                <w:szCs w:val="19"/>
+              </w:rPr>
+              <w:t xml:space="preserve"> </w:t>
+            </w:r>
+          </w:p>
+        </w:tc>
+        <w:tc>
+          <w:tcPr>
+            <w:tcW w:type="dxa" w:w="1000"/>
+            <w:tcMar>
+              <w:top w:type="dxa" w:w="90"/>
+              <w:left w:type="dxa" w:w="120"/>
+              <w:bottom w:type="dxa" w:w="90"/>
+              <w:right w:type="dxa" w:w="120"/>
+            </w:tcMar>
+          </w:tcPr>
+          <w:p>
+            <w:r>
+              <w:rPr>
+                <w:color w:val="767171"/>
+                <w:sz w:val="19"/>
+                <w:szCs w:val="19"/>
+              </w:rPr>
+              <w:t xml:space="preserve"> </w:t>
+            </w:r>
+          </w:p>
+        </w:tc>
+        <w:tc>
+          <w:tcPr>
+            <w:tcW w:type="dxa" w:w="1260"/>
             <w:tcMar>
               <w:top w:type="dxa" w:w="90"/>
               <w:left w:type="dxa" w:w="120"/>
@@ -2086,6 +2505,72 @@
         </w:trPr>
         <w:tc>
           <w:tcPr>
+            <w:tcW w:type="dxa" w:w="1400"/>
+            <w:shd w:fill="F2F2F2" w:color="auto" w:val="clear"/>
+            <w:tcMar>
+              <w:top w:type="dxa" w:w="90"/>
+              <w:left w:type="dxa" w:w="120"/>
+              <w:bottom w:type="dxa" w:w="90"/>
+              <w:right w:type="dxa" w:w="120"/>
+            </w:tcMar>
+          </w:tcPr>
+          <w:p>
+            <w:r>
+              <w:rPr>
+                <w:color w:val="000000"/>
+                <w:sz w:val="19"/>
+                <w:szCs w:val="19"/>
+              </w:rPr>
+              <w:t xml:space="preserve">Raster to Polygon (2)</w:t>
+            </w:r>
+          </w:p>
+        </w:tc>
+        <w:tc>
+          <w:tcPr>
+            <w:tcW w:type="dxa" w:w="2100"/>
+            <w:shd w:fill="F2F2F2" w:color="auto" w:val="clear"/>
+            <w:tcMar>
+              <w:top w:type="dxa" w:w="90"/>
+              <w:left w:type="dxa" w:w="120"/>
+              <w:bottom w:type="dxa" w:w="90"/>
+              <w:right w:type="dxa" w:w="120"/>
+            </w:tcMar>
+          </w:tcPr>
+          <w:p>
+            <w:r>
+              <w:rPr>
+                <w:color w:val="767171"/>
+                <w:sz w:val="19"/>
+                <w:szCs w:val="19"/>
+              </w:rPr>
+              <w:t xml:space="preserve"> </w:t>
+            </w:r>
+          </w:p>
+        </w:tc>
+        <w:tc>
+          <w:tcPr>
+            <w:tcW w:type="dxa" w:w="2100"/>
+            <w:shd w:fill="F2F2F2" w:color="auto" w:val="clear"/>
+            <w:tcMar>
+              <w:top w:type="dxa" w:w="90"/>
+              <w:left w:type="dxa" w:w="120"/>
+              <w:bottom w:type="dxa" w:w="90"/>
+              <w:right w:type="dxa" w:w="120"/>
+            </w:tcMar>
+          </w:tcPr>
+          <w:p>
+            <w:r>
+              <w:rPr>
+                <w:color w:val="767171"/>
+                <w:sz w:val="19"/>
+                <w:szCs w:val="19"/>
+              </w:rPr>
+              <w:t xml:space="preserve"> </w:t>
+            </w:r>
+          </w:p>
+        </w:tc>
+        <w:tc>
+          <w:tcPr>
             <w:tcW w:type="dxa" w:w="1500"/>
             <w:shd w:fill="F2F2F2" w:color="auto" w:val="clear"/>
             <w:tcMar>
@@ -2098,17 +2583,17 @@
           <w:p>
             <w:r>
               <w:rPr>
-                <w:color w:val="000000"/>
-                <w:sz w:val="19"/>
-                <w:szCs w:val="19"/>
-              </w:rPr>
-              <w:t xml:space="preserve">Raster to Polygon (2)</w:t>
-            </w:r>
-          </w:p>
-        </w:tc>
-        <w:tc>
-          <w:tcPr>
-            <w:tcW w:type="dxa" w:w="2300"/>
+                <w:color w:val="767171"/>
+                <w:sz w:val="19"/>
+                <w:szCs w:val="19"/>
+              </w:rPr>
+              <w:t xml:space="preserve"> </w:t>
+            </w:r>
+          </w:p>
+        </w:tc>
+        <w:tc>
+          <w:tcPr>
+            <w:tcW w:type="dxa" w:w="1000"/>
             <w:shd w:fill="F2F2F2" w:color="auto" w:val="clear"/>
             <w:tcMar>
               <w:top w:type="dxa" w:w="90"/>
@@ -2130,51 +2615,7 @@
         </w:tc>
         <w:tc>
           <w:tcPr>
-            <w:tcW w:type="dxa" w:w="2300"/>
-            <w:shd w:fill="F2F2F2" w:color="auto" w:val="clear"/>
-            <w:tcMar>
-              <w:top w:type="dxa" w:w="90"/>
-              <w:left w:type="dxa" w:w="120"/>
-              <w:bottom w:type="dxa" w:w="90"/>
-              <w:right w:type="dxa" w:w="120"/>
-            </w:tcMar>
-          </w:tcPr>
-          <w:p>
-            <w:r>
-              <w:rPr>
-                <w:color w:val="767171"/>
-                <w:sz w:val="19"/>
-                <w:szCs w:val="19"/>
-              </w:rPr>
-              <w:t xml:space="preserve"> </w:t>
-            </w:r>
-          </w:p>
-        </w:tc>
-        <w:tc>
-          <w:tcPr>
-            <w:tcW w:type="dxa" w:w="1700"/>
-            <w:shd w:fill="F2F2F2" w:color="auto" w:val="clear"/>
-            <w:tcMar>
-              <w:top w:type="dxa" w:w="90"/>
-              <w:left w:type="dxa" w:w="120"/>
-              <w:bottom w:type="dxa" w:w="90"/>
-              <w:right w:type="dxa" w:w="120"/>
-            </w:tcMar>
-          </w:tcPr>
-          <w:p>
-            <w:r>
-              <w:rPr>
-                <w:color w:val="767171"/>
-                <w:sz w:val="19"/>
-                <w:szCs w:val="19"/>
-              </w:rPr>
-              <w:t xml:space="preserve"> </w:t>
-            </w:r>
-          </w:p>
-        </w:tc>
-        <w:tc>
-          <w:tcPr>
-            <w:tcW w:type="dxa" w:w="1560"/>
+            <w:tcW w:type="dxa" w:w="1260"/>
             <w:shd w:fill="F2F2F2" w:color="auto" w:val="clear"/>
             <w:tcMar>
               <w:top w:type="dxa" w:w="90"/>
@@ -2214,6 +2655,16 @@
     </w:p>
     <w:p>
       <w:pPr>
+        <w:sectPr>
+          <w:pgSz w:w="12240" w:h="15840" w:orient="portrait"/>
+          <w:pgMar w:top="1440" w:right="1440" w:bottom="1440" w:left="1440" w:header="708" w:footer="708" w:gutter="0"/>
+          <w:pgNumType/>
+          <w:docGrid w:linePitch="360"/>
+        </w:sectPr>
+      </w:pPr>
+    </w:p>
+    <w:p>
+      <w:pPr>
         <w:spacing w:after="160" w:before="60"/>
       </w:pPr>
       <w:r>
@@ -2224,12 +2675,12 @@
           <w:sz w:val="19"/>
           <w:szCs w:val="19"/>
         </w:rPr>
-        <w:t xml:space="preserve">Rubric: a full-page (8.5 × 11) figure of the model, exported from ModelBuilder and laid out so it reads in rows as Figure C does — every tool and dataset shown, labels informative, all text readable at 10 pt or larger (2 points). Export it; do not screen-capture it.</w:t>
+        <w:t xml:space="preserve">Rubric: a full-page (8.5 × 11) figure of the model, exported from ModelBuilder and laid out so it reads in rows as Figure C does — every tool and dataset shown, labels informative, all text readable at 10 pt or larger (2 points). Insert the exported PNG file itself. Do not screen-capture it, redraw it, or run it through an AI “enhancer” — that changes what the figure shows. This page is landscape so a wide model stays readable.</w:t>
       </w:r>
     </w:p>
     <w:tbl>
       <w:tblPr>
-        <w:tblW w:type="dxa" w:w="9360"/>
+        <w:tblW w:type="dxa" w:w="12960"/>
         <w:tblBorders>
           <w:top w:val="dashed" w:color="BFBFBF" w:sz="6"/>
           <w:left w:val="dashed" w:color="BFBFBF" w:sz="6"/>
@@ -2240,20 +2691,21 @@
         </w:tblBorders>
       </w:tblPr>
       <w:tblGrid>
-        <w:gridCol w:w="9360"/>
+        <w:gridCol w:w="12960"/>
       </w:tblGrid>
       <w:tr>
         <w:trPr>
           <w:cantSplit/>
-          <w:trHeight w:val="8640" w:hRule="atLeast"/>
+          <w:trHeight w:val="7500" w:hRule="atLeast"/>
         </w:trPr>
         <w:tc>
           <w:tcPr>
-            <w:tcW w:type="dxa" w:w="9360"/>
+            <w:tcW w:type="dxa" w:w="12960"/>
             <w:vAlign w:val="center"/>
           </w:tcPr>
           <w:p>
             <w:pPr>
+              <w:keepNext/>
               <w:jc w:val="center"/>
             </w:pPr>
             <w:r>
@@ -2263,6 +2715,7 @@
                 <w:color w:val="767171"/>
                 <w:sz w:val="19"/>
                 <w:szCs w:val="19"/>
+                <w:highlight w:val="yellow"/>
               </w:rPr>
               <w:t xml:space="preserve">[ Insert image here — delete this box ]</w:t>
             </w:r>
@@ -2285,6 +2738,16 @@
         </w:rPr>
         <w:t xml:space="preserve">Figure 1. The complete model, exported from ModelBuilder with Export ▸ Export To Graphic.</w:t>
       </w:r>
+    </w:p>
+    <w:p>
+      <w:pPr>
+        <w:sectPr>
+          <w:pgSz w:w="15840" w:h="12240" w:orient="landscape"/>
+          <w:pgMar w:top="1440" w:right="1440" w:bottom="1440" w:left="1440" w:header="708" w:footer="708" w:gutter="0"/>
+          <w:pgNumType/>
+          <w:docGrid w:linePitch="360"/>
+        </w:sectPr>
+      </w:pPr>
     </w:p>
     <w:p>
       <w:pPr>
@@ -2328,6 +2791,7 @@
           </w:tcPr>
           <w:p>
             <w:pPr>
+              <w:keepNext/>
               <w:jc w:val="center"/>
             </w:pPr>
             <w:r>
@@ -2337,6 +2801,7 @@
                 <w:color w:val="767171"/>
                 <w:sz w:val="19"/>
                 <w:szCs w:val="19"/>
+                <w:highlight w:val="yellow"/>
               </w:rPr>
               <w:t xml:space="preserve">[ Insert image here — delete this box ]</w:t>
             </w:r>
@@ -2400,6 +2865,7 @@
           <w:i/>
           <w:iCs/>
           <w:color w:val="767171"/>
+          <w:highlight w:val="yellow"/>
         </w:rPr>
         <w:t xml:space="preserve">[Add your content here.]</w:t>
       </w:r>
@@ -2852,6 +3318,7 @@
           <w:i/>
           <w:iCs/>
           <w:color w:val="767171"/>
+          <w:highlight w:val="yellow"/>
         </w:rPr>
         <w:t xml:space="preserve">[Add your content here.]</w:t>
       </w:r>
@@ -3220,6 +3687,7 @@
           <w:i/>
           <w:iCs/>
           <w:color w:val="767171"/>
+          <w:highlight w:val="yellow"/>
         </w:rPr>
         <w:t xml:space="preserve">[Add your content here.]</w:t>
       </w:r>
@@ -4367,6 +4835,7 @@
           <w:i/>
           <w:iCs/>
           <w:color w:val="767171"/>
+          <w:highlight w:val="yellow"/>
         </w:rPr>
         <w:t xml:space="preserve">[Your answer here.]</w:t>
       </w:r>
@@ -4396,6 +4865,7 @@
           <w:i/>
           <w:iCs/>
           <w:color w:val="767171"/>
+          <w:highlight w:val="yellow"/>
         </w:rPr>
         <w:t xml:space="preserve">[Your answer here.]</w:t>
       </w:r>
@@ -4425,6 +4895,7 @@
           <w:i/>
           <w:iCs/>
           <w:color w:val="767171"/>
+          <w:highlight w:val="yellow"/>
         </w:rPr>
         <w:t xml:space="preserve">[Your answer here.]</w:t>
       </w:r>
@@ -4507,6 +4978,7 @@
           </w:tcPr>
           <w:p>
             <w:pPr>
+              <w:keepNext/>
               <w:jc w:val="center"/>
             </w:pPr>
             <w:r>
@@ -4516,6 +4988,7 @@
                 <w:color w:val="767171"/>
                 <w:sz w:val="19"/>
                 <w:szCs w:val="19"/>
+                <w:highlight w:val="yellow"/>
               </w:rPr>
               <w:t xml:space="preserve">[ Insert image here — delete this box ]</w:t>
             </w:r>
@@ -4586,6 +5059,7 @@
           </w:tcPr>
           <w:p>
             <w:pPr>
+              <w:keepNext/>
               <w:jc w:val="center"/>
             </w:pPr>
             <w:r>
@@ -4595,6 +5069,7 @@
                 <w:color w:val="767171"/>
                 <w:sz w:val="19"/>
                 <w:szCs w:val="19"/>
+                <w:highlight w:val="yellow"/>
               </w:rPr>
               <w:t xml:space="preserve">[ Insert image here — delete this box ]</w:t>
             </w:r>
@@ -4663,6 +5138,7 @@
           <w:i/>
           <w:iCs/>
           <w:color w:val="767171"/>
+          <w:highlight w:val="yellow"/>
         </w:rPr>
         <w:t xml:space="preserve">[Add your content here.]</w:t>
       </w:r>
@@ -4695,7 +5171,7 @@
           <w:sz w:val="19"/>
           <w:szCs w:val="19"/>
         </w:rPr>
-        <w:t xml:space="preserve">Course policy: one line saying what you used AI for. If you used none, say that. Field names, expressions, coordinate systems and numbers come from your own data, never from a model.</w:t>
+        <w:t xml:space="preserve">Course policy: one line saying what you used AI for. If you used none, say that. Field names, expressions, coordinate systems and numbers come from your own data, never from a model. You do the work in ArcGIS Pro yourself: AI may not run it for you, put facts in your report you did not find, or redraw or “enhance” your figures (see the course AI policy).</w:t>
       </w:r>
     </w:p>
     <w:p>
@@ -4707,6 +5183,7 @@
           <w:i/>
           <w:iCs/>
           <w:color w:val="767171"/>
+          <w:highlight w:val="yellow"/>
         </w:rPr>
         <w:t xml:space="preserve">[Add your content here.]</w:t>
       </w:r>
@@ -4813,7 +5290,7 @@
                 <w:sz w:val="19"/>
                 <w:szCs w:val="19"/>
               </w:rPr>
-              <w:t xml:space="preserve">Points</w:t>
+              <w:t xml:space="preserve">Max</w:t>
             </w:r>
           </w:p>
         </w:tc>
@@ -4875,7 +5352,7 @@
               <w:pStyle w:val="ListParagraph"/>
               <w:numPr>
                 <w:ilvl w:val="0"/>
-                <w:numId w:val="2"/>
+                <w:numId w:val="3"/>
               </w:numPr>
               <w:spacing w:after="40"/>
             </w:pPr>
@@ -4892,7 +5369,7 @@
               <w:pStyle w:val="ListParagraph"/>
               <w:numPr>
                 <w:ilvl w:val="0"/>
-                <w:numId w:val="2"/>
+                <w:numId w:val="3"/>
               </w:numPr>
               <w:spacing w:after="40"/>
             </w:pPr>
@@ -4909,7 +5386,7 @@
               <w:pStyle w:val="ListParagraph"/>
               <w:numPr>
                 <w:ilvl w:val="0"/>
-                <w:numId w:val="2"/>
+                <w:numId w:val="3"/>
               </w:numPr>
               <w:spacing w:after="40"/>
             </w:pPr>
@@ -4926,7 +5403,7 @@
               <w:pStyle w:val="ListParagraph"/>
               <w:numPr>
                 <w:ilvl w:val="0"/>
-                <w:numId w:val="2"/>
+                <w:numId w:val="3"/>
               </w:numPr>
               <w:spacing w:after="40"/>
             </w:pPr>
@@ -4943,7 +5420,7 @@
               <w:pStyle w:val="ListParagraph"/>
               <w:numPr>
                 <w:ilvl w:val="0"/>
-                <w:numId w:val="2"/>
+                <w:numId w:val="3"/>
               </w:numPr>
               <w:spacing w:after="40"/>
             </w:pPr>
@@ -4960,7 +5437,7 @@
               <w:pStyle w:val="ListParagraph"/>
               <w:numPr>
                 <w:ilvl w:val="0"/>
-                <w:numId w:val="2"/>
+                <w:numId w:val="3"/>
               </w:numPr>
               <w:spacing w:after="40"/>
             </w:pPr>
@@ -4994,7 +5471,7 @@
                 <w:sz w:val="19"/>
                 <w:szCs w:val="19"/>
               </w:rPr>
-              <w:t xml:space="preserve">/10</w:t>
+              <w:t xml:space="preserve">10</w:t>
             </w:r>
           </w:p>
         </w:tc>
@@ -5014,10 +5491,13 @@
             </w:pPr>
             <w:r>
               <w:rPr>
-                <w:sz w:val="19"/>
-                <w:szCs w:val="19"/>
-              </w:rPr>
-              <w:t xml:space="preserve"> </w:t>
+                <w:b w:val="false"/>
+                <w:bCs w:val="false"/>
+                <w:sz w:val="19"/>
+                <w:szCs w:val="19"/>
+                <w:highlight w:val="yellow"/>
+              </w:rPr>
+              <w:t xml:space="preserve">___ / 10</w:t>
             </w:r>
           </w:p>
         </w:tc>
@@ -5055,7 +5535,7 @@
               <w:pStyle w:val="ListParagraph"/>
               <w:numPr>
                 <w:ilvl w:val="0"/>
-                <w:numId w:val="2"/>
+                <w:numId w:val="3"/>
               </w:numPr>
               <w:spacing w:after="40"/>
             </w:pPr>
@@ -5072,7 +5552,7 @@
               <w:pStyle w:val="ListParagraph"/>
               <w:numPr>
                 <w:ilvl w:val="0"/>
-                <w:numId w:val="2"/>
+                <w:numId w:val="3"/>
               </w:numPr>
               <w:spacing w:after="40"/>
             </w:pPr>
@@ -5089,7 +5569,7 @@
               <w:pStyle w:val="ListParagraph"/>
               <w:numPr>
                 <w:ilvl w:val="0"/>
-                <w:numId w:val="2"/>
+                <w:numId w:val="3"/>
               </w:numPr>
               <w:spacing w:after="40"/>
             </w:pPr>
@@ -5106,7 +5586,7 @@
               <w:pStyle w:val="ListParagraph"/>
               <w:numPr>
                 <w:ilvl w:val="0"/>
-                <w:numId w:val="2"/>
+                <w:numId w:val="3"/>
               </w:numPr>
               <w:spacing w:after="40"/>
             </w:pPr>
@@ -5140,7 +5620,7 @@
                 <w:sz w:val="19"/>
                 <w:szCs w:val="19"/>
               </w:rPr>
-              <w:t xml:space="preserve">/10</w:t>
+              <w:t xml:space="preserve">10</w:t>
             </w:r>
           </w:p>
         </w:tc>
@@ -5160,10 +5640,13 @@
             </w:pPr>
             <w:r>
               <w:rPr>
-                <w:sz w:val="19"/>
-                <w:szCs w:val="19"/>
-              </w:rPr>
-              <w:t xml:space="preserve"> </w:t>
+                <w:b w:val="false"/>
+                <w:bCs w:val="false"/>
+                <w:sz w:val="19"/>
+                <w:szCs w:val="19"/>
+                <w:highlight w:val="yellow"/>
+              </w:rPr>
+              <w:t xml:space="preserve">___ / 10</w:t>
             </w:r>
           </w:p>
         </w:tc>
@@ -5201,7 +5684,7 @@
               <w:pStyle w:val="ListParagraph"/>
               <w:numPr>
                 <w:ilvl w:val="0"/>
-                <w:numId w:val="2"/>
+                <w:numId w:val="3"/>
               </w:numPr>
               <w:spacing w:after="40"/>
             </w:pPr>
@@ -5218,7 +5701,7 @@
               <w:pStyle w:val="ListParagraph"/>
               <w:numPr>
                 <w:ilvl w:val="0"/>
-                <w:numId w:val="2"/>
+                <w:numId w:val="3"/>
               </w:numPr>
               <w:spacing w:after="40"/>
             </w:pPr>
@@ -5235,7 +5718,7 @@
               <w:pStyle w:val="ListParagraph"/>
               <w:numPr>
                 <w:ilvl w:val="0"/>
-                <w:numId w:val="2"/>
+                <w:numId w:val="3"/>
               </w:numPr>
               <w:spacing w:after="40"/>
             </w:pPr>
@@ -5252,7 +5735,7 @@
               <w:pStyle w:val="ListParagraph"/>
               <w:numPr>
                 <w:ilvl w:val="0"/>
-                <w:numId w:val="2"/>
+                <w:numId w:val="3"/>
               </w:numPr>
               <w:spacing w:after="40"/>
             </w:pPr>
@@ -5269,7 +5752,7 @@
               <w:pStyle w:val="ListParagraph"/>
               <w:numPr>
                 <w:ilvl w:val="0"/>
-                <w:numId w:val="2"/>
+                <w:numId w:val="3"/>
               </w:numPr>
               <w:spacing w:after="40"/>
             </w:pPr>
@@ -5286,7 +5769,7 @@
               <w:pStyle w:val="ListParagraph"/>
               <w:numPr>
                 <w:ilvl w:val="0"/>
-                <w:numId w:val="2"/>
+                <w:numId w:val="3"/>
               </w:numPr>
               <w:spacing w:after="40"/>
             </w:pPr>
@@ -5320,7 +5803,7 @@
                 <w:sz w:val="19"/>
                 <w:szCs w:val="19"/>
               </w:rPr>
-              <w:t xml:space="preserve">/10</w:t>
+              <w:t xml:space="preserve">10</w:t>
             </w:r>
           </w:p>
         </w:tc>
@@ -5340,10 +5823,13 @@
             </w:pPr>
             <w:r>
               <w:rPr>
-                <w:sz w:val="19"/>
-                <w:szCs w:val="19"/>
-              </w:rPr>
-              <w:t xml:space="preserve"> </w:t>
+                <w:b w:val="false"/>
+                <w:bCs w:val="false"/>
+                <w:sz w:val="19"/>
+                <w:szCs w:val="19"/>
+                <w:highlight w:val="yellow"/>
+              </w:rPr>
+              <w:t xml:space="preserve">___ / 10</w:t>
             </w:r>
           </w:p>
         </w:tc>
@@ -5381,7 +5867,7 @@
               <w:pStyle w:val="ListParagraph"/>
               <w:numPr>
                 <w:ilvl w:val="0"/>
-                <w:numId w:val="2"/>
+                <w:numId w:val="3"/>
               </w:numPr>
               <w:spacing w:after="40"/>
             </w:pPr>
@@ -5398,7 +5884,7 @@
               <w:pStyle w:val="ListParagraph"/>
               <w:numPr>
                 <w:ilvl w:val="0"/>
-                <w:numId w:val="2"/>
+                <w:numId w:val="3"/>
               </w:numPr>
               <w:spacing w:after="40"/>
             </w:pPr>
@@ -5415,7 +5901,7 @@
               <w:pStyle w:val="ListParagraph"/>
               <w:numPr>
                 <w:ilvl w:val="0"/>
-                <w:numId w:val="2"/>
+                <w:numId w:val="3"/>
               </w:numPr>
               <w:spacing w:after="40"/>
             </w:pPr>
@@ -5432,7 +5918,7 @@
               <w:pStyle w:val="ListParagraph"/>
               <w:numPr>
                 <w:ilvl w:val="0"/>
-                <w:numId w:val="2"/>
+                <w:numId w:val="3"/>
               </w:numPr>
               <w:spacing w:after="40"/>
             </w:pPr>
@@ -5449,7 +5935,7 @@
               <w:pStyle w:val="ListParagraph"/>
               <w:numPr>
                 <w:ilvl w:val="0"/>
-                <w:numId w:val="2"/>
+                <w:numId w:val="3"/>
               </w:numPr>
               <w:spacing w:after="40"/>
             </w:pPr>
@@ -5466,7 +5952,7 @@
               <w:pStyle w:val="ListParagraph"/>
               <w:numPr>
                 <w:ilvl w:val="0"/>
-                <w:numId w:val="2"/>
+                <w:numId w:val="3"/>
               </w:numPr>
               <w:spacing w:after="40"/>
             </w:pPr>
@@ -5500,7 +5986,7 @@
                 <w:sz w:val="19"/>
                 <w:szCs w:val="19"/>
               </w:rPr>
-              <w:t xml:space="preserve">/10</w:t>
+              <w:t xml:space="preserve">10</w:t>
             </w:r>
           </w:p>
         </w:tc>
@@ -5520,10 +6006,13 @@
             </w:pPr>
             <w:r>
               <w:rPr>
-                <w:sz w:val="19"/>
-                <w:szCs w:val="19"/>
-              </w:rPr>
-              <w:t xml:space="preserve"> </w:t>
+                <w:b w:val="false"/>
+                <w:bCs w:val="false"/>
+                <w:sz w:val="19"/>
+                <w:szCs w:val="19"/>
+                <w:highlight w:val="yellow"/>
+              </w:rPr>
+              <w:t xml:space="preserve">___ / 10</w:t>
             </w:r>
           </w:p>
         </w:tc>
@@ -5561,7 +6050,7 @@
               <w:pStyle w:val="ListParagraph"/>
               <w:numPr>
                 <w:ilvl w:val="0"/>
-                <w:numId w:val="2"/>
+                <w:numId w:val="3"/>
               </w:numPr>
               <w:spacing w:after="40"/>
             </w:pPr>
@@ -5578,7 +6067,7 @@
               <w:pStyle w:val="ListParagraph"/>
               <w:numPr>
                 <w:ilvl w:val="0"/>
-                <w:numId w:val="2"/>
+                <w:numId w:val="3"/>
               </w:numPr>
               <w:spacing w:after="40"/>
             </w:pPr>
@@ -5595,7 +6084,7 @@
               <w:pStyle w:val="ListParagraph"/>
               <w:numPr>
                 <w:ilvl w:val="0"/>
-                <w:numId w:val="2"/>
+                <w:numId w:val="3"/>
               </w:numPr>
               <w:spacing w:after="40"/>
             </w:pPr>
@@ -5612,7 +6101,7 @@
               <w:pStyle w:val="ListParagraph"/>
               <w:numPr>
                 <w:ilvl w:val="0"/>
-                <w:numId w:val="2"/>
+                <w:numId w:val="3"/>
               </w:numPr>
               <w:spacing w:after="40"/>
             </w:pPr>
@@ -5646,7 +6135,7 @@
                 <w:sz w:val="19"/>
                 <w:szCs w:val="19"/>
               </w:rPr>
-              <w:t xml:space="preserve">/10</w:t>
+              <w:t xml:space="preserve">10</w:t>
             </w:r>
           </w:p>
         </w:tc>
@@ -5666,10 +6155,13 @@
             </w:pPr>
             <w:r>
               <w:rPr>
-                <w:sz w:val="19"/>
-                <w:szCs w:val="19"/>
-              </w:rPr>
-              <w:t xml:space="preserve"> </w:t>
+                <w:b w:val="false"/>
+                <w:bCs w:val="false"/>
+                <w:sz w:val="19"/>
+                <w:szCs w:val="19"/>
+                <w:highlight w:val="yellow"/>
+              </w:rPr>
+              <w:t xml:space="preserve">___ / 10</w:t>
             </w:r>
           </w:p>
         </w:tc>
@@ -5726,7 +6218,7 @@
                 <w:sz w:val="19"/>
                 <w:szCs w:val="19"/>
               </w:rPr>
-              <w:t xml:space="preserve">/50</w:t>
+              <w:t xml:space="preserve">50</w:t>
             </w:r>
           </w:p>
         </w:tc>
@@ -5747,10 +6239,13 @@
             </w:pPr>
             <w:r>
               <w:rPr>
-                <w:sz w:val="19"/>
-                <w:szCs w:val="19"/>
-              </w:rPr>
-              <w:t xml:space="preserve"> </w:t>
+                <w:b/>
+                <w:bCs/>
+                <w:sz w:val="19"/>
+                <w:szCs w:val="19"/>
+                <w:highlight w:val="yellow"/>
+              </w:rPr>
+              <w:t xml:space="preserve">___ / 50</w:t>
             </w:r>
           </w:p>
         </w:tc>
@@ -5938,6 +6433,18 @@
       </w:pPr>
     </w:lvl>
   </w:abstractNum>
+  <w:abstractNum w:abstractNumId="3" w15:restartNumberingAfterBreak="0">
+    <w:multiLevelType w:val="hybridMultilevel"/>
+    <w:lvl w:ilvl="0" w:tentative="1">
+      <w:start w:val="1"/>
+      <w:numFmt w:val="bullet"/>
+      <w:lvlText w:val="☐"/>
+      <w:lvlJc w:val="left"/>
+      <w:pPr>
+        <w:ind w:left="360" w:hanging="280"/>
+      </w:pPr>
+    </w:lvl>
+  </w:abstractNum>
   <w:num w:numId="1">
     <w:abstractNumId w:val="1"/>
     <w:lvlOverride w:ilvl="0">
@@ -5945,6 +6452,12 @@
     </w:lvlOverride>
   </w:num>
   <w:num w:numId="2">
+    <w:abstractNumId w:val="3"/>
+    <w:lvlOverride w:ilvl="0">
+      <w:startOverride w:val="1"/>
+    </w:lvlOverride>
+  </w:num>
+  <w:num w:numId="3">
     <w:abstractNumId w:val="2"/>
     <w:lvlOverride w:ilvl="0">
       <w:startOverride w:val="1"/>
